--- a/LifeOS Leitfaden.docx
+++ b/LifeOS Leitfaden.docx
@@ -72,7 +72,7 @@
         </w:rPr>
       </w:pPr>
       <w:r>
-        <w:t>Stand: 07.09.2026</w:t>
+        <w:t>Stand: 21.09.2026</w:t>
       </w:r>
     </w:p>
     <w:p>
@@ -174,7 +174,7 @@
         </w:rPr>
       </w:pPr>
       <w:r>
-        <w:t>Stand: 07.09.2026</w:t>
+        <w:t>Stand: 21.09.2026</w:t>
       </w:r>
     </w:p>
     <w:p>
@@ -908,6 +908,19 @@
       </w:pPr>
       <w:r>
         <w:t>Fitness</w:t>
+      </w:r>
+    </w:p>
+    <w:p>
+      <w:pPr>
+        <w:numPr>
+          <w:ilvl w:val="0"/>
+          <w:numId w:val="1"/>
+        </w:numPr>
+        <w:spacing w:after="80"/>
+        <w:ind w:hanging="271"/>
+      </w:pPr>
+      <w:r>
+        <w:t>Einkauf</w:t>
       </w:r>
     </w:p>
     <w:p>
@@ -1602,6 +1615,38 @@
             <w:tcW w:w="2100" w:type="dxa"/>
           </w:tcPr>
           <w:p>
+            <w:r>
+              <w:t>Einkauf</w:t>
+            </w:r>
+          </w:p>
+        </w:tc>
+        <w:tc>
+          <w:tcPr>
+            <w:tcW w:w="2500" w:type="dxa"/>
+          </w:tcPr>
+          <w:p>
+            <w:r>
+              <w:t>Lebensmittel schnell erfassen und nach Kategorien einkaufen</w:t>
+            </w:r>
+          </w:p>
+        </w:tc>
+        <w:tc>
+          <w:tcPr>
+            <w:tcW w:w="4760" w:type="dxa"/>
+          </w:tcPr>
+          <w:p>
+            <w:r>
+              <w:t>Einstellungen, lokale Spracheingabe</w:t>
+            </w:r>
+          </w:p>
+        </w:tc>
+      </w:tr>
+      <w:tr>
+        <w:tc>
+          <w:tcPr>
+            <w:tcW w:w="2100" w:type="dxa"/>
+          </w:tcPr>
+          <w:p>
             <w:pPr>
               <w:spacing w:after="0"/>
             </w:pPr>
@@ -5030,30 +5075,357 @@
     <w:p>
       <w:pPr>
         <w:pStyle w:val="Heading2"/>
-        <w:rPr>
-          <w:lang w:val="de-DE"/>
-        </w:rPr>
-      </w:pPr>
+      </w:pPr>
+      <w:r>
+        <w:t>5.9 Einkaufsliste und Spracheingabe</w:t>
+      </w:r>
+    </w:p>
+    <w:p>
+      <w:pPr/>
+      <w:r>
+        <w:t>Die Einkaufsliste erfasst Lebensmittel lokal und gruppiert sie nach nachvollziehbaren Kategorien. Sprache ist eine zusätzliche Eingabemethode und keine allgemeine Sprachsteuerung.</w:t>
+      </w:r>
+    </w:p>
+    <w:p>
+      <w:pPr>
+        <w:pStyle w:val="Heading3"/>
+      </w:pPr>
+      <w:r>
+        <w:t>Funktionen</w:t>
+      </w:r>
+    </w:p>
+    <w:p>
+      <w:pPr>
+        <w:numPr>
+          <w:ilvl w:val="0"/>
+          <w:numId w:val="18"/>
+        </w:numPr>
+        <w:spacing w:after="80"/>
+        <w:ind w:hanging="271"/>
+      </w:pPr>
+      <w:r>
+        <w:t>Mehrere Lebensmittel als Text oder Diktat in einem Eingabefeld erfassen.</w:t>
+      </w:r>
+    </w:p>
+    <w:p>
+      <w:pPr>
+        <w:numPr>
+          <w:ilvl w:val="0"/>
+          <w:numId w:val="18"/>
+        </w:numPr>
+        <w:spacing w:after="80"/>
+        <w:ind w:hanging="271"/>
+      </w:pPr>
+      <w:r>
+        <w:t>Einträge in einer bearbeitbaren Vorschau trennen und Mengen sowie Einheiten soweit eindeutig erkennen.</w:t>
+      </w:r>
+    </w:p>
+    <w:p>
+      <w:pPr>
+        <w:numPr>
+          <w:ilvl w:val="0"/>
+          <w:numId w:val="18"/>
+        </w:numPr>
+        <w:spacing w:after="80"/>
+        <w:ind w:hanging="271"/>
+      </w:pPr>
+      <w:r>
+        <w:t>Produkte über lokale, versionierte Regeln Kategorien wie Obst und Gemüse, Milchprodukte und Eier, Fleisch und Fisch, Getränke, Snacks und Sonstiges zuordnen.</w:t>
+      </w:r>
+    </w:p>
+    <w:p>
+      <w:pPr>
+        <w:numPr>
+          <w:ilvl w:val="0"/>
+          <w:numId w:val="18"/>
+        </w:numPr>
+        <w:spacing w:after="80"/>
+        <w:ind w:hanging="271"/>
+      </w:pPr>
+      <w:r>
+        <w:t>Unbekannte oder mehrdeutige Begriffe sichtbar unter Sonstiges einordnen und manuell korrigierbar halten.</w:t>
+      </w:r>
+    </w:p>
+    <w:p>
+      <w:pPr>
+        <w:numPr>
+          <w:ilvl w:val="0"/>
+          <w:numId w:val="18"/>
+        </w:numPr>
+        <w:spacing w:after="80"/>
+        <w:ind w:hanging="271"/>
+      </w:pPr>
+      <w:r>
+        <w:t>Erst nach ausdrücklicher Bestätigung alle Positionen atomar in die aktive Einkaufsliste übernehmen.</w:t>
+      </w:r>
+    </w:p>
+    <w:p>
+      <w:pPr>
+        <w:numPr>
+          <w:ilvl w:val="0"/>
+          <w:numId w:val="18"/>
+        </w:numPr>
+        <w:spacing w:after="80"/>
+        <w:ind w:hanging="271"/>
+      </w:pPr>
+      <w:r>
+        <w:t>Offene und erledigte Positionen untereinander nach Kategorie gruppieren, bearbeiten, abhaken, wieder öffnen und archivieren.</w:t>
+      </w:r>
+    </w:p>
+    <w:p>
+      <w:pPr>
+        <w:pStyle w:val="Heading3"/>
+      </w:pPr>
+      <w:r>
+        <w:t>Regeln</w:t>
+      </w:r>
+    </w:p>
+    <w:p>
+      <w:pPr>
+        <w:numPr>
+          <w:ilvl w:val="0"/>
+          <w:numId w:val="18"/>
+        </w:numPr>
+        <w:spacing w:after="80"/>
+        <w:ind w:hanging="271"/>
+      </w:pPr>
+      <w:r>
+        <w:t>LifeOS speichert und protokolliert kein Audio. Ein eigener Mikrofonmodus ist nur zulässig, wenn die konkrete Plattform lokale deutsche Spracherkennung erzwingen kann; andernfalls bleiben Text und Systemdiktat verfügbar.</w:t>
+      </w:r>
+    </w:p>
+    <w:p>
+      <w:pPr>
+        <w:numPr>
+          <w:ilvl w:val="0"/>
+          <w:numId w:val="18"/>
+        </w:numPr>
+        <w:spacing w:after="80"/>
+        <w:ind w:hanging="271"/>
+      </w:pPr>
+      <w:r>
+        <w:t>Die Funktion erstellt keine Ernährungs-, Gesundheits- oder Kaufempfehlung und verändert keine Fitness-, Finanz-, Aufgaben- oder Kalenderdaten automatisch.</w:t>
+      </w:r>
+    </w:p>
+    <w:p>
+      <w:pPr>
+        <w:pStyle w:val="Heading2"/>
+        <w:rPr>
+          <w:lang w:val="de-DE"/>
+        </w:rPr>
+      </w:pPr>
+      <w:r>
+        <w:t>5.10 Wissen</w:t>
+      </w:r>
+    </w:p>
+    <w:p>
+      <w:pPr>
+        <w:rPr>
+          <w:lang w:val="de-DE"/>
+        </w:rPr>
+      </w:pPr>
+      <w:r>
+        <w:rPr>
+          <w:lang w:val="de-DE"/>
+        </w:rPr>
+        <w:t>Das Wissensmodul ist eine persönliche, durchsuchbare Ablage für Notizen und Dokumente.</w:t>
+      </w:r>
+    </w:p>
+    <w:p>
+      <w:pPr>
+        <w:pStyle w:val="Heading3"/>
+      </w:pPr>
+      <w:proofErr w:type="spellStart"/>
       <w:r>
         <w:rPr>
           <w:rFonts w:ascii="Calibri" w:hAnsi="Calibri"/>
-          <w:lang w:val="de-DE"/>
-        </w:rPr>
-        <w:lastRenderedPageBreak/>
-        <w:t>5.9 Wissen</w:t>
-      </w:r>
-    </w:p>
-    <w:p>
-      <w:pPr>
-        <w:rPr>
-          <w:lang w:val="de-DE"/>
-        </w:rPr>
-      </w:pPr>
-      <w:r>
-        <w:rPr>
-          <w:lang w:val="de-DE"/>
-        </w:rPr>
-        <w:t>Das Wissensmodul ist eine persönliche, durchsuchbare Ablage für Notizen und Dokumente.</w:t>
+        </w:rPr>
+        <w:t>Funktionen</w:t>
+      </w:r>
+      <w:proofErr w:type="spellEnd"/>
+    </w:p>
+    <w:p>
+      <w:pPr>
+        <w:numPr>
+          <w:ilvl w:val="0"/>
+          <w:numId w:val="19"/>
+        </w:numPr>
+        <w:spacing w:after="80"/>
+        <w:ind w:hanging="271"/>
+      </w:pPr>
+      <w:proofErr w:type="spellStart"/>
+      <w:r>
+        <w:t>Notizen</w:t>
+      </w:r>
+      <w:proofErr w:type="spellEnd"/>
+      <w:r>
+        <w:t xml:space="preserve"> </w:t>
+      </w:r>
+      <w:proofErr w:type="spellStart"/>
+      <w:r>
+        <w:t>mit</w:t>
+      </w:r>
+      <w:proofErr w:type="spellEnd"/>
+      <w:r>
+        <w:t xml:space="preserve"> Markdown </w:t>
+      </w:r>
+      <w:proofErr w:type="spellStart"/>
+      <w:r>
+        <w:t>oder</w:t>
+      </w:r>
+      <w:proofErr w:type="spellEnd"/>
+      <w:r>
+        <w:t xml:space="preserve"> Rich Text.</w:t>
+      </w:r>
+    </w:p>
+    <w:p>
+      <w:pPr>
+        <w:numPr>
+          <w:ilvl w:val="0"/>
+          <w:numId w:val="19"/>
+        </w:numPr>
+        <w:spacing w:after="80"/>
+        <w:ind w:hanging="271"/>
+      </w:pPr>
+      <w:proofErr w:type="spellStart"/>
+      <w:r>
+        <w:t>Dokumente</w:t>
+      </w:r>
+      <w:proofErr w:type="spellEnd"/>
+      <w:r>
+        <w:t xml:space="preserve"> und </w:t>
+      </w:r>
+      <w:proofErr w:type="spellStart"/>
+      <w:r>
+        <w:t>Anhänge</w:t>
+      </w:r>
+      <w:proofErr w:type="spellEnd"/>
+      <w:r>
+        <w:t>.</w:t>
+      </w:r>
+    </w:p>
+    <w:p>
+      <w:pPr>
+        <w:numPr>
+          <w:ilvl w:val="0"/>
+          <w:numId w:val="19"/>
+        </w:numPr>
+        <w:spacing w:after="80"/>
+        <w:ind w:hanging="271"/>
+      </w:pPr>
+      <w:proofErr w:type="spellStart"/>
+      <w:r>
+        <w:t>Kategorien</w:t>
+      </w:r>
+      <w:proofErr w:type="spellEnd"/>
+      <w:r>
+        <w:t xml:space="preserve">, Tags und </w:t>
+      </w:r>
+      <w:proofErr w:type="spellStart"/>
+      <w:r>
+        <w:t>Verknüpfungen</w:t>
+      </w:r>
+      <w:proofErr w:type="spellEnd"/>
+      <w:r>
+        <w:t>.</w:t>
+      </w:r>
+    </w:p>
+    <w:p>
+      <w:pPr>
+        <w:numPr>
+          <w:ilvl w:val="0"/>
+          <w:numId w:val="19"/>
+        </w:numPr>
+        <w:spacing w:after="80"/>
+        <w:ind w:hanging="271"/>
+      </w:pPr>
+      <w:proofErr w:type="spellStart"/>
+      <w:r>
+        <w:t>Volltextsuche</w:t>
+      </w:r>
+      <w:proofErr w:type="spellEnd"/>
+      <w:r>
+        <w:t>.</w:t>
+      </w:r>
+    </w:p>
+    <w:p>
+      <w:pPr>
+        <w:numPr>
+          <w:ilvl w:val="0"/>
+          <w:numId w:val="19"/>
+        </w:numPr>
+        <w:spacing w:after="80"/>
+        <w:ind w:hanging="271"/>
+        <w:rPr>
+          <w:lang w:val="de-DE"/>
+        </w:rPr>
+      </w:pPr>
+      <w:r>
+        <w:rPr>
+          <w:lang w:val="de-DE"/>
+        </w:rPr>
+        <w:t>Favoriten und zuletzt bearbeitete Inhalte.</w:t>
+      </w:r>
+    </w:p>
+    <w:p>
+      <w:pPr>
+        <w:numPr>
+          <w:ilvl w:val="0"/>
+          <w:numId w:val="19"/>
+        </w:numPr>
+        <w:spacing w:after="80"/>
+        <w:ind w:hanging="271"/>
+        <w:rPr>
+          <w:lang w:val="de-DE"/>
+        </w:rPr>
+      </w:pPr>
+      <w:r>
+        <w:rPr>
+          <w:lang w:val="de-DE"/>
+        </w:rPr>
+        <w:t>Quellenangaben und Versionierung wichtiger Notizen.</w:t>
+      </w:r>
+    </w:p>
+    <w:p>
+      <w:pPr>
+        <w:numPr>
+          <w:ilvl w:val="0"/>
+          <w:numId w:val="19"/>
+        </w:numPr>
+        <w:spacing w:after="80"/>
+        <w:ind w:hanging="271"/>
+        <w:rPr>
+          <w:lang w:val="de-DE"/>
+        </w:rPr>
+      </w:pPr>
+      <w:r>
+        <w:rPr>
+          <w:lang w:val="de-DE"/>
+        </w:rPr>
+        <w:t>KI-Zusammenfassung und Fragen zu freigegebenen Inhalten.</w:t>
+      </w:r>
+    </w:p>
+    <w:p>
+      <w:pPr>
+        <w:pStyle w:val="Heading2"/>
+        <w:rPr>
+          <w:lang w:val="de-DE"/>
+        </w:rPr>
+      </w:pPr>
+      <w:r>
+        <w:t>5.11 KI-Assistent</w:t>
+      </w:r>
+    </w:p>
+    <w:p>
+      <w:pPr>
+        <w:rPr>
+          <w:lang w:val="de-DE"/>
+        </w:rPr>
+      </w:pPr>
+      <w:r>
+        <w:rPr>
+          <w:lang w:val="de-DE"/>
+        </w:rPr>
+        <w:t>Der KI-Assistent ist eine Querschnittsfunktion und keine eigenständige Datenquelle.</w:t>
       </w:r>
     </w:p>
     <w:p>
@@ -5073,14 +5445,33 @@
       <w:pPr>
         <w:numPr>
           <w:ilvl w:val="0"/>
-          <w:numId w:val="19"/>
+          <w:numId w:val="20"/>
+        </w:numPr>
+        <w:spacing w:after="80"/>
+        <w:ind w:hanging="271"/>
+        <w:rPr>
+          <w:lang w:val="de-DE"/>
+        </w:rPr>
+      </w:pPr>
+      <w:r>
+        <w:rPr>
+          <w:lang w:val="de-DE"/>
+        </w:rPr>
+        <w:t>Tagesplanung aus vorhandenen Aufgaben, Terminen und Deadlines.</w:t>
+      </w:r>
+    </w:p>
+    <w:p>
+      <w:pPr>
+        <w:numPr>
+          <w:ilvl w:val="0"/>
+          <w:numId w:val="20"/>
         </w:numPr>
         <w:spacing w:after="80"/>
         <w:ind w:hanging="271"/>
       </w:pPr>
       <w:proofErr w:type="spellStart"/>
       <w:r>
-        <w:t>Notizen</w:t>
+        <w:t>Wochenplanung</w:t>
       </w:r>
       <w:proofErr w:type="spellEnd"/>
       <w:r>
@@ -5092,40 +5483,64 @@
       </w:r>
       <w:proofErr w:type="spellEnd"/>
       <w:r>
-        <w:t xml:space="preserve"> Markdown </w:t>
+        <w:t xml:space="preserve"> </w:t>
       </w:r>
       <w:proofErr w:type="spellStart"/>
       <w:r>
-        <w:t>oder</w:t>
+        <w:t>verfügbaren</w:t>
       </w:r>
       <w:proofErr w:type="spellEnd"/>
       <w:r>
-        <w:t xml:space="preserve"> Rich Text.</w:t>
-      </w:r>
-    </w:p>
-    <w:p>
-      <w:pPr>
-        <w:numPr>
-          <w:ilvl w:val="0"/>
-          <w:numId w:val="19"/>
-        </w:numPr>
-        <w:spacing w:after="80"/>
-        <w:ind w:hanging="271"/>
-      </w:pPr>
+        <w:t xml:space="preserve"> </w:t>
+      </w:r>
       <w:proofErr w:type="spellStart"/>
       <w:r>
-        <w:t>Dokumente</w:t>
+        <w:t>Zeitblöcken</w:t>
       </w:r>
       <w:proofErr w:type="spellEnd"/>
       <w:r>
-        <w:t xml:space="preserve"> und </w:t>
-      </w:r>
+        <w:t>.</w:t>
+      </w:r>
+    </w:p>
+    <w:p>
+      <w:pPr>
+        <w:numPr>
+          <w:ilvl w:val="0"/>
+          <w:numId w:val="20"/>
+        </w:numPr>
+        <w:spacing w:after="80"/>
+        <w:ind w:hanging="271"/>
+      </w:pPr>
       <w:proofErr w:type="spellStart"/>
       <w:r>
-        <w:t>Anhänge</w:t>
+        <w:t>Priorisierung</w:t>
       </w:r>
       <w:proofErr w:type="spellEnd"/>
       <w:r>
+        <w:t xml:space="preserve"> </w:t>
+      </w:r>
+      <w:proofErr w:type="spellStart"/>
+      <w:r>
+        <w:t>mit</w:t>
+      </w:r>
+      <w:proofErr w:type="spellEnd"/>
+      <w:r>
+        <w:t xml:space="preserve"> </w:t>
+      </w:r>
+      <w:proofErr w:type="spellStart"/>
+      <w:r>
+        <w:t>kurzer</w:t>
+      </w:r>
+      <w:proofErr w:type="spellEnd"/>
+      <w:r>
+        <w:t xml:space="preserve"> </w:t>
+      </w:r>
+      <w:proofErr w:type="spellStart"/>
+      <w:r>
+        <w:t>Begründung</w:t>
+      </w:r>
+      <w:proofErr w:type="spellEnd"/>
+      <w:r>
         <w:t>.</w:t>
       </w:r>
     </w:p>
@@ -5133,43 +5548,196 @@
       <w:pPr>
         <w:numPr>
           <w:ilvl w:val="0"/>
-          <w:numId w:val="19"/>
+          <w:numId w:val="20"/>
+        </w:numPr>
+        <w:spacing w:after="80"/>
+        <w:ind w:hanging="271"/>
+        <w:rPr>
+          <w:lang w:val="de-DE"/>
+        </w:rPr>
+      </w:pPr>
+      <w:r>
+        <w:rPr>
+          <w:lang w:val="de-DE"/>
+        </w:rPr>
+        <w:t>Zusammenfassungen von Tagesberichten, Lernnotizen und Projektständen.</w:t>
+      </w:r>
+    </w:p>
+    <w:p>
+      <w:pPr>
+        <w:numPr>
+          <w:ilvl w:val="0"/>
+          <w:numId w:val="20"/>
         </w:numPr>
         <w:spacing w:after="80"/>
         <w:ind w:hanging="271"/>
       </w:pPr>
       <w:proofErr w:type="spellStart"/>
       <w:r>
-        <w:t>Kategorien</w:t>
+        <w:t>Modulbezogener</w:t>
       </w:r>
       <w:proofErr w:type="spellEnd"/>
       <w:r>
-        <w:t xml:space="preserve">, Tags und </w:t>
-      </w:r>
+        <w:t xml:space="preserve"> RAG-Chat.</w:t>
+      </w:r>
+    </w:p>
+    <w:p>
+      <w:pPr>
+        <w:numPr>
+          <w:ilvl w:val="0"/>
+          <w:numId w:val="20"/>
+        </w:numPr>
+        <w:spacing w:after="80"/>
+        <w:ind w:hanging="271"/>
+        <w:rPr>
+          <w:lang w:val="de-DE"/>
+        </w:rPr>
+      </w:pPr>
+      <w:r>
+        <w:rPr>
+          <w:lang w:val="de-DE"/>
+        </w:rPr>
+        <w:t>Fragen über freigegebene Wissens-, Studien- und Projektdaten.</w:t>
+      </w:r>
+    </w:p>
+    <w:p>
+      <w:pPr>
+        <w:numPr>
+          <w:ilvl w:val="0"/>
+          <w:numId w:val="20"/>
+        </w:numPr>
+        <w:spacing w:after="80"/>
+        <w:ind w:hanging="271"/>
+      </w:pPr>
       <w:proofErr w:type="spellStart"/>
       <w:r>
-        <w:t>Verknüpfungen</w:t>
+        <w:t>Vorschläge</w:t>
       </w:r>
       <w:proofErr w:type="spellEnd"/>
       <w:r>
+        <w:t xml:space="preserve"> für </w:t>
+      </w:r>
+      <w:proofErr w:type="spellStart"/>
+      <w:r>
+        <w:t>nächste</w:t>
+      </w:r>
+      <w:proofErr w:type="spellEnd"/>
+      <w:r>
+        <w:t xml:space="preserve"> </w:t>
+      </w:r>
+      <w:proofErr w:type="spellStart"/>
+      <w:r>
+        <w:t>Schritte</w:t>
+      </w:r>
+      <w:proofErr w:type="spellEnd"/>
+      <w:r>
         <w:t>.</w:t>
       </w:r>
     </w:p>
     <w:p>
       <w:pPr>
-        <w:numPr>
-          <w:ilvl w:val="0"/>
-          <w:numId w:val="19"/>
-        </w:numPr>
-        <w:spacing w:after="80"/>
-        <w:ind w:hanging="271"/>
+        <w:pStyle w:val="Heading3"/>
       </w:pPr>
       <w:proofErr w:type="spellStart"/>
       <w:r>
-        <w:t>Volltextsuche</w:t>
+        <w:rPr>
+          <w:rFonts w:ascii="Calibri" w:hAnsi="Calibri"/>
+        </w:rPr>
+        <w:t>Verbindliche</w:t>
       </w:r>
       <w:proofErr w:type="spellEnd"/>
       <w:r>
+        <w:rPr>
+          <w:rFonts w:ascii="Calibri" w:hAnsi="Calibri"/>
+        </w:rPr>
+        <w:t xml:space="preserve"> KI-</w:t>
+      </w:r>
+      <w:proofErr w:type="spellStart"/>
+      <w:r>
+        <w:rPr>
+          <w:rFonts w:ascii="Calibri" w:hAnsi="Calibri"/>
+        </w:rPr>
+        <w:t>Regeln</w:t>
+      </w:r>
+      <w:proofErr w:type="spellEnd"/>
+    </w:p>
+    <w:p>
+      <w:pPr>
+        <w:numPr>
+          <w:ilvl w:val="0"/>
+          <w:numId w:val="21"/>
+        </w:numPr>
+        <w:spacing w:after="80"/>
+        <w:ind w:hanging="271"/>
+        <w:rPr>
+          <w:lang w:val="de-DE"/>
+        </w:rPr>
+      </w:pPr>
+      <w:r>
+        <w:rPr>
+          <w:lang w:val="de-DE"/>
+        </w:rPr>
+        <w:t>Keine erfundenen Termine, Aufgaben, Arbeitszeiten, Beträge oder Quellen.</w:t>
+      </w:r>
+    </w:p>
+    <w:p>
+      <w:pPr>
+        <w:numPr>
+          <w:ilvl w:val="0"/>
+          <w:numId w:val="21"/>
+        </w:numPr>
+        <w:spacing w:after="80"/>
+        <w:ind w:hanging="271"/>
+        <w:rPr>
+          <w:lang w:val="de-DE"/>
+        </w:rPr>
+      </w:pPr>
+      <w:r>
+        <w:rPr>
+          <w:lang w:val="de-DE"/>
+        </w:rPr>
+        <w:t>Jede Empfehlung nennt die verwendeten Daten oder zeigt „keine ausreichenden Daten“.</w:t>
+      </w:r>
+    </w:p>
+    <w:p>
+      <w:pPr>
+        <w:numPr>
+          <w:ilvl w:val="0"/>
+          <w:numId w:val="21"/>
+        </w:numPr>
+        <w:spacing w:after="80"/>
+        <w:ind w:hanging="271"/>
+      </w:pPr>
+      <w:proofErr w:type="spellStart"/>
+      <w:r>
+        <w:t>Unsicherheit</w:t>
+      </w:r>
+      <w:proofErr w:type="spellEnd"/>
+      <w:r>
+        <w:t xml:space="preserve"> </w:t>
+      </w:r>
+      <w:proofErr w:type="spellStart"/>
+      <w:r>
+        <w:t>wird</w:t>
+      </w:r>
+      <w:proofErr w:type="spellEnd"/>
+      <w:r>
+        <w:t xml:space="preserve"> </w:t>
+      </w:r>
+      <w:proofErr w:type="spellStart"/>
+      <w:r>
+        <w:t>offen</w:t>
+      </w:r>
+      <w:proofErr w:type="spellEnd"/>
+      <w:r>
+        <w:t xml:space="preserve"> </w:t>
+      </w:r>
+      <w:proofErr w:type="spellStart"/>
+      <w:r>
+        <w:t>benannt</w:t>
+      </w:r>
+      <w:proofErr w:type="spellEnd"/>
+      <w:r>
         <w:t>.</w:t>
       </w:r>
     </w:p>
@@ -5177,476 +5745,66 @@
       <w:pPr>
         <w:numPr>
           <w:ilvl w:val="0"/>
-          <w:numId w:val="19"/>
-        </w:numPr>
-        <w:spacing w:after="80"/>
-        <w:ind w:hanging="271"/>
-        <w:rPr>
-          <w:lang w:val="de-DE"/>
-        </w:rPr>
-      </w:pPr>
-      <w:r>
-        <w:rPr>
-          <w:lang w:val="de-DE"/>
-        </w:rPr>
-        <w:t>Favoriten und zuletzt bearbeitete Inhalte.</w:t>
-      </w:r>
-    </w:p>
-    <w:p>
-      <w:pPr>
-        <w:numPr>
-          <w:ilvl w:val="0"/>
-          <w:numId w:val="19"/>
-        </w:numPr>
-        <w:spacing w:after="80"/>
-        <w:ind w:hanging="271"/>
-        <w:rPr>
-          <w:lang w:val="de-DE"/>
-        </w:rPr>
-      </w:pPr>
-      <w:r>
-        <w:rPr>
-          <w:lang w:val="de-DE"/>
-        </w:rPr>
-        <w:t>Quellenangaben und Versionierung wichtiger Notizen.</w:t>
-      </w:r>
-    </w:p>
-    <w:p>
-      <w:pPr>
-        <w:numPr>
-          <w:ilvl w:val="0"/>
-          <w:numId w:val="19"/>
-        </w:numPr>
-        <w:spacing w:after="80"/>
-        <w:ind w:hanging="271"/>
-        <w:rPr>
-          <w:lang w:val="de-DE"/>
-        </w:rPr>
-      </w:pPr>
-      <w:r>
-        <w:rPr>
-          <w:lang w:val="de-DE"/>
-        </w:rPr>
-        <w:t>KI-Zusammenfassung und Fragen zu freigegebenen Inhalten.</w:t>
+          <w:numId w:val="21"/>
+        </w:numPr>
+        <w:spacing w:after="80"/>
+        <w:ind w:hanging="271"/>
+        <w:rPr>
+          <w:lang w:val="de-DE"/>
+        </w:rPr>
+      </w:pPr>
+      <w:r>
+        <w:rPr>
+          <w:lang w:val="de-DE"/>
+        </w:rPr>
+        <w:t>Finanz-, Arbeits- und persönliche Daten werden nur mit expliziter Freigabe extern verarbeitet.</w:t>
+      </w:r>
+    </w:p>
+    <w:p>
+      <w:pPr>
+        <w:numPr>
+          <w:ilvl w:val="0"/>
+          <w:numId w:val="21"/>
+        </w:numPr>
+        <w:spacing w:after="80"/>
+        <w:ind w:hanging="271"/>
+        <w:rPr>
+          <w:lang w:val="de-DE"/>
+        </w:rPr>
+      </w:pPr>
+      <w:r>
+        <w:rPr>
+          <w:lang w:val="de-DE"/>
+        </w:rPr>
+        <w:t>Schreibende Aktionen benötigen eine Bestätigung.</w:t>
+      </w:r>
+    </w:p>
+    <w:p>
+      <w:pPr>
+        <w:numPr>
+          <w:ilvl w:val="0"/>
+          <w:numId w:val="21"/>
+        </w:numPr>
+        <w:spacing w:after="80"/>
+        <w:ind w:hanging="271"/>
+        <w:rPr>
+          <w:lang w:val="de-DE"/>
+        </w:rPr>
+      </w:pPr>
+      <w:r>
+        <w:rPr>
+          <w:lang w:val="de-DE"/>
+        </w:rPr>
+        <w:t>KI-Ausgaben werden als Vorschläge und nicht als verbindliche Entscheidungen gespeichert.</w:t>
       </w:r>
     </w:p>
     <w:p>
       <w:pPr>
         <w:pStyle w:val="Heading2"/>
-        <w:rPr>
-          <w:lang w:val="de-DE"/>
-        </w:rPr>
-      </w:pPr>
-      <w:r>
-        <w:rPr>
-          <w:rFonts w:ascii="Calibri" w:hAnsi="Calibri"/>
-          <w:lang w:val="de-DE"/>
-        </w:rPr>
-        <w:t>5.10 KI-Assistent</w:t>
-      </w:r>
-    </w:p>
-    <w:p>
-      <w:pPr>
-        <w:rPr>
-          <w:lang w:val="de-DE"/>
-        </w:rPr>
-      </w:pPr>
-      <w:r>
-        <w:rPr>
-          <w:lang w:val="de-DE"/>
-        </w:rPr>
-        <w:t>Der KI-Assistent ist eine Querschnittsfunktion und keine eigenständige Datenquelle.</w:t>
-      </w:r>
-    </w:p>
-    <w:p>
-      <w:pPr>
-        <w:pStyle w:val="Heading3"/>
-      </w:pPr>
-      <w:proofErr w:type="spellStart"/>
-      <w:r>
-        <w:rPr>
-          <w:rFonts w:ascii="Calibri" w:hAnsi="Calibri"/>
-        </w:rPr>
-        <w:t>Funktionen</w:t>
-      </w:r>
-      <w:proofErr w:type="spellEnd"/>
-    </w:p>
-    <w:p>
-      <w:pPr>
-        <w:numPr>
-          <w:ilvl w:val="0"/>
-          <w:numId w:val="20"/>
-        </w:numPr>
-        <w:spacing w:after="80"/>
-        <w:ind w:hanging="271"/>
-        <w:rPr>
-          <w:lang w:val="de-DE"/>
-        </w:rPr>
-      </w:pPr>
-      <w:r>
-        <w:rPr>
-          <w:lang w:val="de-DE"/>
-        </w:rPr>
-        <w:t>Tagesplanung aus vorhandenen Aufgaben, Terminen und Deadlines.</w:t>
-      </w:r>
-    </w:p>
-    <w:p>
-      <w:pPr>
-        <w:numPr>
-          <w:ilvl w:val="0"/>
-          <w:numId w:val="20"/>
-        </w:numPr>
-        <w:spacing w:after="80"/>
-        <w:ind w:hanging="271"/>
-      </w:pPr>
-      <w:proofErr w:type="spellStart"/>
-      <w:r>
-        <w:t>Wochenplanung</w:t>
-      </w:r>
-      <w:proofErr w:type="spellEnd"/>
-      <w:r>
-        <w:t xml:space="preserve"> </w:t>
-      </w:r>
-      <w:proofErr w:type="spellStart"/>
-      <w:r>
-        <w:t>mit</w:t>
-      </w:r>
-      <w:proofErr w:type="spellEnd"/>
-      <w:r>
-        <w:t xml:space="preserve"> </w:t>
-      </w:r>
-      <w:proofErr w:type="spellStart"/>
-      <w:r>
-        <w:t>verfügbaren</w:t>
-      </w:r>
-      <w:proofErr w:type="spellEnd"/>
-      <w:r>
-        <w:t xml:space="preserve"> </w:t>
-      </w:r>
-      <w:proofErr w:type="spellStart"/>
-      <w:r>
-        <w:t>Zeitblöcken</w:t>
-      </w:r>
-      <w:proofErr w:type="spellEnd"/>
-      <w:r>
-        <w:t>.</w:t>
-      </w:r>
-    </w:p>
-    <w:p>
-      <w:pPr>
-        <w:numPr>
-          <w:ilvl w:val="0"/>
-          <w:numId w:val="20"/>
-        </w:numPr>
-        <w:spacing w:after="80"/>
-        <w:ind w:hanging="271"/>
-      </w:pPr>
-      <w:proofErr w:type="spellStart"/>
-      <w:r>
-        <w:t>Priorisierung</w:t>
-      </w:r>
-      <w:proofErr w:type="spellEnd"/>
-      <w:r>
-        <w:t xml:space="preserve"> </w:t>
-      </w:r>
-      <w:proofErr w:type="spellStart"/>
-      <w:r>
-        <w:t>mit</w:t>
-      </w:r>
-      <w:proofErr w:type="spellEnd"/>
-      <w:r>
-        <w:t xml:space="preserve"> </w:t>
-      </w:r>
-      <w:proofErr w:type="spellStart"/>
-      <w:r>
-        <w:t>kurzer</w:t>
-      </w:r>
-      <w:proofErr w:type="spellEnd"/>
-      <w:r>
-        <w:t xml:space="preserve"> </w:t>
-      </w:r>
-      <w:proofErr w:type="spellStart"/>
-      <w:r>
-        <w:t>Begründung</w:t>
-      </w:r>
-      <w:proofErr w:type="spellEnd"/>
-      <w:r>
-        <w:t>.</w:t>
-      </w:r>
-    </w:p>
-    <w:p>
-      <w:pPr>
-        <w:numPr>
-          <w:ilvl w:val="0"/>
-          <w:numId w:val="20"/>
-        </w:numPr>
-        <w:spacing w:after="80"/>
-        <w:ind w:hanging="271"/>
-        <w:rPr>
-          <w:lang w:val="de-DE"/>
-        </w:rPr>
-      </w:pPr>
-      <w:r>
-        <w:rPr>
-          <w:lang w:val="de-DE"/>
-        </w:rPr>
-        <w:t>Zusammenfassungen von Tagesberichten, Lernnotizen und Projektständen.</w:t>
-      </w:r>
-    </w:p>
-    <w:p>
-      <w:pPr>
-        <w:numPr>
-          <w:ilvl w:val="0"/>
-          <w:numId w:val="20"/>
-        </w:numPr>
-        <w:spacing w:after="80"/>
-        <w:ind w:hanging="271"/>
-      </w:pPr>
-      <w:proofErr w:type="spellStart"/>
-      <w:r>
-        <w:t>Modulbezogener</w:t>
-      </w:r>
-      <w:proofErr w:type="spellEnd"/>
-      <w:r>
-        <w:t xml:space="preserve"> RAG-Chat.</w:t>
-      </w:r>
-    </w:p>
-    <w:p>
-      <w:pPr>
-        <w:numPr>
-          <w:ilvl w:val="0"/>
-          <w:numId w:val="20"/>
-        </w:numPr>
-        <w:spacing w:after="80"/>
-        <w:ind w:hanging="271"/>
-        <w:rPr>
-          <w:lang w:val="de-DE"/>
-        </w:rPr>
-      </w:pPr>
-      <w:r>
-        <w:rPr>
-          <w:lang w:val="de-DE"/>
-        </w:rPr>
-        <w:t>Fragen über freigegebene Wissens-, Studien- und Projektdaten.</w:t>
-      </w:r>
-    </w:p>
-    <w:p>
-      <w:pPr>
-        <w:numPr>
-          <w:ilvl w:val="0"/>
-          <w:numId w:val="20"/>
-        </w:numPr>
-        <w:spacing w:after="80"/>
-        <w:ind w:hanging="271"/>
-      </w:pPr>
-      <w:proofErr w:type="spellStart"/>
-      <w:r>
-        <w:t>Vorschläge</w:t>
-      </w:r>
-      <w:proofErr w:type="spellEnd"/>
-      <w:r>
-        <w:t xml:space="preserve"> für </w:t>
-      </w:r>
-      <w:proofErr w:type="spellStart"/>
-      <w:r>
-        <w:t>nächste</w:t>
-      </w:r>
-      <w:proofErr w:type="spellEnd"/>
-      <w:r>
-        <w:t xml:space="preserve"> </w:t>
-      </w:r>
-      <w:proofErr w:type="spellStart"/>
-      <w:r>
-        <w:t>Schritte</w:t>
-      </w:r>
-      <w:proofErr w:type="spellEnd"/>
-      <w:r>
-        <w:t>.</w:t>
-      </w:r>
-    </w:p>
-    <w:p>
-      <w:pPr>
-        <w:pStyle w:val="Heading3"/>
-      </w:pPr>
-      <w:proofErr w:type="spellStart"/>
-      <w:r>
-        <w:rPr>
-          <w:rFonts w:ascii="Calibri" w:hAnsi="Calibri"/>
-        </w:rPr>
-        <w:t>Verbindliche</w:t>
-      </w:r>
-      <w:proofErr w:type="spellEnd"/>
-      <w:r>
-        <w:rPr>
-          <w:rFonts w:ascii="Calibri" w:hAnsi="Calibri"/>
-        </w:rPr>
-        <w:t xml:space="preserve"> KI-</w:t>
-      </w:r>
-      <w:proofErr w:type="spellStart"/>
-      <w:r>
-        <w:rPr>
-          <w:rFonts w:ascii="Calibri" w:hAnsi="Calibri"/>
-        </w:rPr>
-        <w:t>Regeln</w:t>
-      </w:r>
-      <w:proofErr w:type="spellEnd"/>
-    </w:p>
-    <w:p>
-      <w:pPr>
-        <w:numPr>
-          <w:ilvl w:val="0"/>
-          <w:numId w:val="21"/>
-        </w:numPr>
-        <w:spacing w:after="80"/>
-        <w:ind w:hanging="271"/>
-        <w:rPr>
-          <w:lang w:val="de-DE"/>
-        </w:rPr>
-      </w:pPr>
-      <w:r>
-        <w:rPr>
-          <w:lang w:val="de-DE"/>
-        </w:rPr>
-        <w:t>Keine erfundenen Termine, Aufgaben, Arbeitszeiten, Beträge oder Quellen.</w:t>
-      </w:r>
-    </w:p>
-    <w:p>
-      <w:pPr>
-        <w:numPr>
-          <w:ilvl w:val="0"/>
-          <w:numId w:val="21"/>
-        </w:numPr>
-        <w:spacing w:after="80"/>
-        <w:ind w:hanging="271"/>
-        <w:rPr>
-          <w:lang w:val="de-DE"/>
-        </w:rPr>
-      </w:pPr>
-      <w:r>
-        <w:rPr>
-          <w:lang w:val="de-DE"/>
-        </w:rPr>
-        <w:t>Jede Empfehlung nennt die verwendeten Daten oder zeigt „keine ausreichenden Daten“.</w:t>
-      </w:r>
-    </w:p>
-    <w:p>
-      <w:pPr>
-        <w:numPr>
-          <w:ilvl w:val="0"/>
-          <w:numId w:val="21"/>
-        </w:numPr>
-        <w:spacing w:after="80"/>
-        <w:ind w:hanging="271"/>
-      </w:pPr>
-      <w:proofErr w:type="spellStart"/>
-      <w:r>
-        <w:t>Unsicherheit</w:t>
-      </w:r>
-      <w:proofErr w:type="spellEnd"/>
-      <w:r>
-        <w:t xml:space="preserve"> </w:t>
-      </w:r>
-      <w:proofErr w:type="spellStart"/>
-      <w:r>
-        <w:t>wird</w:t>
-      </w:r>
-      <w:proofErr w:type="spellEnd"/>
-      <w:r>
-        <w:t xml:space="preserve"> </w:t>
-      </w:r>
-      <w:proofErr w:type="spellStart"/>
-      <w:r>
-        <w:t>offen</w:t>
-      </w:r>
-      <w:proofErr w:type="spellEnd"/>
-      <w:r>
-        <w:t xml:space="preserve"> </w:t>
-      </w:r>
-      <w:proofErr w:type="spellStart"/>
-      <w:r>
-        <w:t>benannt</w:t>
-      </w:r>
-      <w:proofErr w:type="spellEnd"/>
-      <w:r>
-        <w:t>.</w:t>
-      </w:r>
-    </w:p>
-    <w:p>
-      <w:pPr>
-        <w:numPr>
-          <w:ilvl w:val="0"/>
-          <w:numId w:val="21"/>
-        </w:numPr>
-        <w:spacing w:after="80"/>
-        <w:ind w:hanging="271"/>
-        <w:rPr>
-          <w:lang w:val="de-DE"/>
-        </w:rPr>
-      </w:pPr>
-      <w:r>
-        <w:rPr>
-          <w:lang w:val="de-DE"/>
-        </w:rPr>
-        <w:t>Finanz-, Arbeits- und persönliche Daten werden nur mit expliziter Freigabe extern verarbeitet.</w:t>
-      </w:r>
-    </w:p>
-    <w:p>
-      <w:pPr>
-        <w:numPr>
-          <w:ilvl w:val="0"/>
-          <w:numId w:val="21"/>
-        </w:numPr>
-        <w:spacing w:after="80"/>
-        <w:ind w:hanging="271"/>
-        <w:rPr>
-          <w:lang w:val="de-DE"/>
-        </w:rPr>
-      </w:pPr>
-      <w:r>
-        <w:rPr>
-          <w:lang w:val="de-DE"/>
-        </w:rPr>
-        <w:t>Schreibende Aktionen benötigen eine Bestätigung.</w:t>
-      </w:r>
-    </w:p>
-    <w:p>
-      <w:pPr>
-        <w:numPr>
-          <w:ilvl w:val="0"/>
-          <w:numId w:val="21"/>
-        </w:numPr>
-        <w:spacing w:after="80"/>
-        <w:ind w:hanging="271"/>
-        <w:rPr>
-          <w:lang w:val="de-DE"/>
-        </w:rPr>
-      </w:pPr>
-      <w:r>
-        <w:rPr>
-          <w:lang w:val="de-DE"/>
-        </w:rPr>
-        <w:t>KI-Ausgaben werden als Vorschläge und nicht als verbindliche Entscheidungen gespeichert.</w:t>
-      </w:r>
-    </w:p>
-    <w:p>
-      <w:pPr>
-        <w:pStyle w:val="Heading2"/>
-      </w:pPr>
-      <w:r>
-        <w:rPr>
-          <w:rFonts w:ascii="Calibri" w:hAnsi="Calibri"/>
-        </w:rPr>
-        <w:lastRenderedPageBreak/>
-        <w:t xml:space="preserve">5.11 </w:t>
-      </w:r>
-      <w:proofErr w:type="spellStart"/>
-      <w:r>
-        <w:rPr>
-          <w:rFonts w:ascii="Calibri" w:hAnsi="Calibri"/>
-        </w:rPr>
-        <w:t>Einstellungen</w:t>
-      </w:r>
-      <w:proofErr w:type="spellEnd"/>
+      </w:pPr>
+      <w:r>
+        <w:t>5.12 Einstellungen</w:t>
+      </w:r>
     </w:p>
     <w:p>
       <w:pPr>
@@ -6702,6 +6860,94 @@
           <w:lang w:val="de-DE"/>
         </w:rPr>
         <w:t>Erst danach wird er gespeichert oder exportiert.</w:t>
+      </w:r>
+    </w:p>
+    <w:p>
+      <w:pPr>
+        <w:pStyle w:val="Heading2"/>
+      </w:pPr>
+      <w:r>
+        <w:t>6.6 Einkaufsliste per Sprache erfassen</w:t>
+      </w:r>
+    </w:p>
+    <w:p>
+      <w:pPr>
+        <w:numPr>
+          <w:ilvl w:val="0"/>
+          <w:numId w:val="51"/>
+        </w:numPr>
+        <w:spacing w:after="80"/>
+        <w:ind w:hanging="271"/>
+        <w:rPr>
+          <w:lang w:val="de-DE"/>
+        </w:rPr>
+      </w:pPr>
+      <w:r>
+        <w:t>Anton öffnet die aktive Einkaufsliste.</w:t>
+      </w:r>
+    </w:p>
+    <w:p>
+      <w:pPr>
+        <w:numPr>
+          <w:ilvl w:val="0"/>
+          <w:numId w:val="51"/>
+        </w:numPr>
+        <w:spacing w:after="80"/>
+        <w:ind w:hanging="271"/>
+        <w:rPr>
+          <w:lang w:val="de-DE"/>
+        </w:rPr>
+      </w:pPr>
+      <w:r>
+        <w:t>Er spricht oder schreibt zum Beispiel zwei Liter Milch, Käse, Hähnchenbrust, Chips und sechs Äpfel.</w:t>
+      </w:r>
+    </w:p>
+    <w:p>
+      <w:pPr>
+        <w:numPr>
+          <w:ilvl w:val="0"/>
+          <w:numId w:val="51"/>
+        </w:numPr>
+        <w:spacing w:after="80"/>
+        <w:ind w:hanging="271"/>
+        <w:rPr>
+          <w:lang w:val="de-DE"/>
+        </w:rPr>
+      </w:pPr>
+      <w:r>
+        <w:t>Das System zeigt einzelne Positionen mit Menge und vorgeschlagener Kategorie als bearbeitbare Vorschau.</w:t>
+      </w:r>
+    </w:p>
+    <w:p>
+      <w:pPr>
+        <w:numPr>
+          <w:ilvl w:val="0"/>
+          <w:numId w:val="51"/>
+        </w:numPr>
+        <w:spacing w:after="80"/>
+        <w:ind w:hanging="271"/>
+        <w:rPr>
+          <w:lang w:val="de-DE"/>
+        </w:rPr>
+      </w:pPr>
+      <w:r>
+        <w:t>Anton korrigiert bei Bedarf Bezeichnung, Menge oder Kategorie.</w:t>
+      </w:r>
+    </w:p>
+    <w:p>
+      <w:pPr>
+        <w:numPr>
+          <w:ilvl w:val="0"/>
+          <w:numId w:val="51"/>
+        </w:numPr>
+        <w:spacing w:after="80"/>
+        <w:ind w:hanging="271"/>
+        <w:rPr>
+          <w:lang w:val="de-DE"/>
+        </w:rPr>
+      </w:pPr>
+      <w:r>
+        <w:t>Erst nach seiner Bestätigung werden alle gültigen Positionen gemeinsam gespeichert und nach Kategorien gruppiert.</w:t>
       </w:r>
     </w:p>
     <w:p>
@@ -9782,6 +10028,94 @@
           </w:p>
         </w:tc>
       </w:tr>
+      <w:tr>
+        <w:tc>
+          <w:tcPr>
+            <w:tcW w:w="2200" w:type="dxa"/>
+          </w:tcPr>
+          <w:p>
+            <w:r>
+              <w:t>Einkaufsliste</w:t>
+            </w:r>
+          </w:p>
+        </w:tc>
+        <w:tc>
+          <w:tcPr>
+            <w:tcW w:w="7160" w:type="dxa"/>
+          </w:tcPr>
+          <w:p>
+            <w:r>
+              <w:t>id, nutzer_id, titel, status, archiviert_am, erstellt_am, aktualisiert_am</w:t>
+            </w:r>
+          </w:p>
+        </w:tc>
+      </w:tr>
+      <w:tr>
+        <w:tc>
+          <w:tcPr>
+            <w:tcW w:w="2200" w:type="dxa"/>
+          </w:tcPr>
+          <w:p>
+            <w:r>
+              <w:t>Einkaufsposition</w:t>
+            </w:r>
+          </w:p>
+        </w:tc>
+        <w:tc>
+          <w:tcPr>
+            <w:tcW w:w="7160" w:type="dxa"/>
+          </w:tcPr>
+          <w:p>
+            <w:r>
+              <w:t>id, einkaufsliste_id, nutzer_id, bezeichnung, menge, einheit, kategorie_id, status, quelle, sortierung</w:t>
+            </w:r>
+          </w:p>
+        </w:tc>
+      </w:tr>
+      <w:tr>
+        <w:tc>
+          <w:tcPr>
+            <w:tcW w:w="2200" w:type="dxa"/>
+          </w:tcPr>
+          <w:p>
+            <w:r>
+              <w:t>Einkaufskategorie</w:t>
+            </w:r>
+          </w:p>
+        </w:tc>
+        <w:tc>
+          <w:tcPr>
+            <w:tcW w:w="7160" w:type="dxa"/>
+          </w:tcPr>
+          <w:p>
+            <w:r>
+              <w:t>id, nutzer_id, name, sortierung, farbe, aktiv</w:t>
+            </w:r>
+          </w:p>
+        </w:tc>
+      </w:tr>
+      <w:tr>
+        <w:tc>
+          <w:tcPr>
+            <w:tcW w:w="2200" w:type="dxa"/>
+          </w:tcPr>
+          <w:p>
+            <w:r>
+              <w:t>Kategorisierungsregel</w:t>
+            </w:r>
+          </w:p>
+        </w:tc>
+        <w:tc>
+          <w:tcPr>
+            <w:tcW w:w="7160" w:type="dxa"/>
+          </w:tcPr>
+          <w:p>
+            <w:r>
+              <w:t>id, nutzer_id, normalisierter_begriff, kategorie_id, ursprung</w:t>
+            </w:r>
+          </w:p>
+        </w:tc>
+      </w:tr>
     </w:tbl>
     <w:p>
       <w:pPr>
@@ -9968,6 +10302,32 @@
           <w:lang w:val="de-DE"/>
         </w:rPr>
         <w:t>KI-Anfragen speichern Quellenverweise, aber keine unkontrollierten Schattenkopien sensibler Daten.</w:t>
+      </w:r>
+    </w:p>
+    <w:p>
+      <w:pPr>
+        <w:numPr>
+          <w:ilvl w:val="0"/>
+          <w:numId w:val="18"/>
+        </w:numPr>
+        <w:spacing w:after="80"/>
+        <w:ind w:hanging="271"/>
+      </w:pPr>
+      <w:r>
+        <w:t>Eine Einkaufsliste besitzt viele Einkaufspositionen; jede Position gehört genau einer Kategorie und demselben Besitzer wie die Liste.</w:t>
+      </w:r>
+    </w:p>
+    <w:p>
+      <w:pPr>
+        <w:numPr>
+          <w:ilvl w:val="0"/>
+          <w:numId w:val="18"/>
+        </w:numPr>
+        <w:spacing w:after="80"/>
+        <w:ind w:hanging="271"/>
+      </w:pPr>
+      <w:r>
+        <w:t>Persönliche Kategorisierungsregeln entstehen nur aus ausdrücklich bestätigten Korrekturen und verändern andere Module nicht automatisch.</w:t>
       </w:r>
     </w:p>
     <w:p>
@@ -11941,10 +12301,7 @@
         </w:rPr>
       </w:pPr>
       <w:r>
-        <w:rPr>
-          <w:lang w:val="de-DE"/>
-        </w:rPr>
-        <w:t>Sprachsteuerung und mobile native Apps.</w:t>
+        <w:t>Allgemeine Sprachsteuerung und mobile native Apps. Die geplante, eng begrenzte Spracheingabe für die Einkaufsliste ist eine spätere Erweiterung und keine allgemeine Sprachsteuerung.</w:t>
       </w:r>
     </w:p>
     <w:p>
@@ -12619,6 +12976,38 @@
           </w:p>
         </w:tc>
       </w:tr>
+      <w:tr>
+        <w:tc>
+          <w:tcPr>
+            <w:tcW w:w="2100" w:type="dxa"/>
+          </w:tcPr>
+          <w:p>
+            <w:r>
+              <w:t>1.1</w:t>
+            </w:r>
+          </w:p>
+        </w:tc>
+        <w:tc>
+          <w:tcPr>
+            <w:tcW w:w="2500" w:type="dxa"/>
+          </w:tcPr>
+          <w:p>
+            <w:r>
+              <w:t>Einkaufsliste und Spracheingabe</w:t>
+            </w:r>
+          </w:p>
+        </w:tc>
+        <w:tc>
+          <w:tcPr>
+            <w:tcW w:w="4760" w:type="dxa"/>
+          </w:tcPr>
+          <w:p>
+            <w:r>
+              <w:t>Bestätigte lokale Erfassung, Kategorisierung und optional nachgewiesene Mikrofoneingabe</w:t>
+            </w:r>
+          </w:p>
+        </w:tc>
+      </w:tr>
     </w:tbl>
     <w:p>
       <w:pPr>
@@ -13566,6 +13955,79 @@
         <w:pStyle w:val="Heading2"/>
       </w:pPr>
       <w:r>
+        <w:t>Einkaufsliste und Spracheingabe</w:t>
+      </w:r>
+    </w:p>
+    <w:p>
+      <w:pPr>
+        <w:numPr>
+          <w:ilvl w:val="0"/>
+          <w:numId w:val="18"/>
+        </w:numPr>
+        <w:spacing w:after="80"/>
+        <w:ind w:hanging="271"/>
+      </w:pPr>
+      <w:r>
+        <w:t>Mehrere geschriebene oder diktierte Lebensmittel erscheinen vor dem Speichern als einzelne bearbeitbare Vorschaupositionen.</w:t>
+      </w:r>
+    </w:p>
+    <w:p>
+      <w:pPr>
+        <w:numPr>
+          <w:ilvl w:val="0"/>
+          <w:numId w:val="18"/>
+        </w:numPr>
+        <w:spacing w:after="80"/>
+        <w:ind w:hanging="271"/>
+      </w:pPr>
+      <w:r>
+        <w:t>Käse wird nachvollziehbar Milchprodukte und Eiern, Chips werden Snacks und Süßem zugeordnet; unbekannte Begriffe bleiben sichtbar unter Sonstiges.</w:t>
+      </w:r>
+    </w:p>
+    <w:p>
+      <w:pPr>
+        <w:numPr>
+          <w:ilvl w:val="0"/>
+          <w:numId w:val="18"/>
+        </w:numPr>
+        <w:spacing w:after="80"/>
+        <w:ind w:hanging="271"/>
+      </w:pPr>
+      <w:r>
+        <w:t>Ohne ausdrückliche Bestätigung entsteht kein Einkaufsdatensatz; eine Bestätigung schreibt entweder alle gültigen Positionen oder keine.</w:t>
+      </w:r>
+    </w:p>
+    <w:p>
+      <w:pPr>
+        <w:numPr>
+          <w:ilvl w:val="0"/>
+          <w:numId w:val="18"/>
+        </w:numPr>
+        <w:spacing w:after="80"/>
+        <w:ind w:hanging="271"/>
+      </w:pPr>
+      <w:r>
+        <w:t>Der vollständige Textweg funktioniert auch bei verweigertem Mikrofonzugriff oder fehlender lokaler Spracherkennung.</w:t>
+      </w:r>
+    </w:p>
+    <w:p>
+      <w:pPr>
+        <w:numPr>
+          <w:ilvl w:val="0"/>
+          <w:numId w:val="18"/>
+        </w:numPr>
+        <w:spacing w:after="80"/>
+        <w:ind w:hanging="271"/>
+      </w:pPr>
+      <w:r>
+        <w:t>Audio wird weder gespeichert noch protokolliert oder an die LifeOS-API übertragen; ein eigener Mikrofonmodus besitzt keinen stillen Cloud-Rückfall.</w:t>
+      </w:r>
+    </w:p>
+    <w:p>
+      <w:pPr>
+        <w:pStyle w:val="Heading2"/>
+      </w:pPr>
+      <w:r>
         <w:rPr>
           <w:rFonts w:ascii="Calibri" w:hAnsi="Calibri"/>
         </w:rPr>
@@ -13993,6 +14455,32 @@
     </w:p>
     <w:p>
       <w:pPr>
+        <w:numPr>
+          <w:ilvl w:val="0"/>
+          <w:numId w:val="18"/>
+        </w:numPr>
+        <w:spacing w:after="80"/>
+        <w:ind w:hanging="271"/>
+      </w:pPr>
+      <w:r>
+        <w:t>Soll die erste Einkaufslisten-Version genau eine aktive Liste oder mehrere parallele aktive Listen unterstützen?</w:t>
+      </w:r>
+    </w:p>
+    <w:p>
+      <w:pPr>
+        <w:numPr>
+          <w:ilvl w:val="0"/>
+          <w:numId w:val="18"/>
+        </w:numPr>
+        <w:spacing w:after="80"/>
+        <w:ind w:hanging="271"/>
+      </w:pPr>
+      <w:r>
+        <w:t>Soll ein eigener Mikrofonmodus zuerst ausschließlich in der Mac-App angeboten werden, wenn dort lokale deutsche Erkennung zuverlässig nachgewiesen ist?</w:t>
+      </w:r>
+    </w:p>
+    <w:p>
+      <w:pPr>
         <w:rPr>
           <w:lang w:val="de-DE"/>
         </w:rPr>
@@ -14196,6 +14684,12 @@
     <w:p>
       <w:r>
         <w:t>Änderungsstand 07.09.2026: Der lokal erfolgreiche M6-Nachweis und der vollständige Sicherheits-, Integritäts- und Stabilitätsreview wurden ergänzt. Dazu gehören stärkere Passwortableitung, Sitzungs- und Login-Härtung, externe Netzwerk- und Backup-Grenzen, Dokumentintegrität, Browser-CSP, Sidecar-Isolation und Einzelinstanzschutz. Die öffentliche Produktfreigabe und ihre externen Apple- und Geräte-Gates bleiben ausdrücklich aufgeschoben.</w:t>
+      </w:r>
+    </w:p>
+    <w:p>
+      <w:pPr/>
+      <w:r>
+        <w:t>Änderungsstand 21.09.2026: Die geplante Einkaufsliste mit bestätigter regelbasierter Kategorisierung, Text- und Systemdiktat-Basispfad sowie einer nur nach lokalem Nachweis zulässigen Mikrofonoption wurde ergänzt. Die Erweiterung ist geplant, noch nicht implementiert und keine allgemeine Sprachsteuerung.</w:t>
       </w:r>
     </w:p>
     <w:p>
@@ -14931,6 +15425,12 @@
     </w:lvlOverride>
   </w:num>
   <w:num w:numId="50" w16cid:durableId="40248940">
+    <w:abstractNumId w:val="9"/>
+    <w:lvlOverride w:ilvl="0">
+      <w:startOverride w:val="1"/>
+    </w:lvlOverride>
+  </w:num>
+  <w:num w:numId="51" w16cid:durableId="310720333">
     <w:abstractNumId w:val="9"/>
     <w:lvlOverride w:ilvl="0">
       <w:startOverride w:val="1"/>

--- a/LifeOS Leitfaden.docx
+++ b/LifeOS Leitfaden.docx
@@ -60,7 +60,7 @@
         </w:rPr>
       </w:pPr>
       <w:r>
-        <w:t>Version 0.6 (Arbeitsgrundlage)</w:t>
+        <w:t>Version 0.7 (Arbeitsgrundlage)</w:t>
       </w:r>
     </w:p>
     <w:p>
@@ -6048,6 +6048,38 @@
     </w:p>
     <w:p>
       <w:pPr>
+        <w:pStyle w:val="Heading2"/>
+      </w:pPr>
+      <w:r>
+        <w:t>5.12 Einkaufsliste</w:t>
+      </w:r>
+    </w:p>
+    <w:p>
+      <w:pPr/>
+      <w:r>
+        <w:t>Die lokale Einkaufsliste ist als eigenes, besitzgebundenes Fachmodul umgesetzt. Pro Besitzer gibt es genau eine aktive Liste; archivierte Listen bleiben erhalten. Positionen werden zunächst als flüchtige Vorschau aus Text zerlegt und erst nach ausdrücklicher Bestätigung atomar gespeichert.</w:t>
+      </w:r>
+    </w:p>
+    <w:p>
+      <w:pPr/>
+      <w:r>
+        <w:t>Die erste Version verwendet zehn dokumentierte Systemkategorien. Unbekannte Begriffe erscheinen sichtbar als Sonstiges. Stück, Packung, Gramm, Kilogramm, Milliliter und Liter werden strukturiert erkannt; andere Mengen bleiben als sichtbarer Text erhalten. Eine persönliche Kategorieregel entsteht nur nach einer separaten Bestätigung.</w:t>
+      </w:r>
+    </w:p>
+    <w:p>
+      <w:pPr/>
+      <w:r>
+        <w:t>Die Migration 20260921190000_grocery_lists ist für PostgreSQL und SQLite versioniert. Die Lieferstufe ist auf SQLite lokal mit Parser-, Besitz-, Atomaritäts-, Migrations- und Transferprüfungen nachgewiesen. Die responsive Oberfläche, der PostgreSQL-Lauf und ein eigener Mikrofonmodus sind weitere Lieferstufen beziehungsweise offene Nachweise.</w:t>
+      </w:r>
+    </w:p>
+    <w:p>
+      <w:pPr/>
+      <w:r>
+        <w:t>Audio, Teiltranskripte und Rohtranskripte werden nicht an die LifeOS-API übertragen und nicht in Datenbank, Browser-Storage, Service-Worker-Cache, Logs, Audit oder Backup gespeichert. Text und Betriebssystem-Diktat bleiben der vollständige Basispfad; einen Cloud-Fallback gibt es nicht.</w:t>
+      </w:r>
+    </w:p>
+    <w:p>
+      <w:pPr>
         <w:pStyle w:val="Heading1"/>
       </w:pPr>
       <w:r>
@@ -14767,7 +14799,7 @@
         <w:color w:val="667085"/>
         <w:sz w:val="18"/>
       </w:rPr>
-      <w:t>0.6  |</w:t>
+      <w:t>0.7  |</w:t>
     </w:r>
     <w:proofErr w:type="gramEnd"/>
     <w:r>

--- a/LifeOS Leitfaden.docx
+++ b/LifeOS Leitfaden.docx
@@ -60,7 +60,7 @@
         </w:rPr>
       </w:pPr>
       <w:r>
-        <w:t>Version 0.7 (Arbeitsgrundlage)</w:t>
+        <w:t>Version 0.8 (Arbeitsgrundlage)</w:t>
       </w:r>
     </w:p>
     <w:p>
@@ -72,7 +72,7 @@
         </w:rPr>
       </w:pPr>
       <w:r>
-        <w:t>Stand: 21.09.2026</w:t>
+        <w:t>Stand: 22.09.2026</w:t>
       </w:r>
     </w:p>
     <w:p>
@@ -164,17 +164,17 @@
         </w:rPr>
       </w:pPr>
       <w:r>
-        <w:t>Version: 0.6 (Arbeitsgrundlage)</w:t>
-      </w:r>
-    </w:p>
-    <w:p>
-      <w:pPr>
-        <w:rPr>
-          <w:lang w:val="de-DE"/>
-        </w:rPr>
-      </w:pPr>
-      <w:r>
-        <w:t>Stand: 21.09.2026</w:t>
+        <w:t>Version: 0.8 (Arbeitsgrundlage)</w:t>
+      </w:r>
+    </w:p>
+    <w:p>
+      <w:pPr>
+        <w:rPr>
+          <w:lang w:val="de-DE"/>
+        </w:rPr>
+      </w:pPr>
+      <w:r>
+        <w:t>Stand: 22.09.2026</w:t>
       </w:r>
     </w:p>
     <w:p>
@@ -1636,7 +1636,7 @@
           </w:tcPr>
           <w:p>
             <w:r>
-              <w:t>Einstellungen, lokale Spracheingabe</w:t>
+              <w:t>Einstellungen, Text und Systemdiktat</w:t>
             </w:r>
           </w:p>
         </w:tc>
@@ -5083,7 +5083,7 @@
     <w:p>
       <w:pPr/>
       <w:r>
-        <w:t>Die Einkaufsliste erfasst Lebensmittel lokal und gruppiert sie nach nachvollziehbaren Kategorien. Sprache ist eine zusätzliche Eingabemethode und keine allgemeine Sprachsteuerung.</w:t>
+        <w:t>Die umgesetzte Einkaufsliste erfasst Lebensmittel lokal und gruppiert sie nach nachvollziehbaren Kategorien. Text und Betriebssystem-Diktat bilden den vollständigen Basispfad; ein eigener Mikrofonmodus bleibt eine getrennte, nachweispflichtige Eingabemethode und ist keine allgemeine Sprachsteuerung.</w:t>
       </w:r>
     </w:p>
     <w:p>
@@ -5190,7 +5190,7 @@
         <w:ind w:hanging="271"/>
       </w:pPr>
       <w:r>
-        <w:t>LifeOS speichert und protokolliert kein Audio. Ein eigener Mikrofonmodus ist nur zulässig, wenn die konkrete Plattform lokale deutsche Spracherkennung erzwingen kann; andernfalls bleiben Text und Systemdiktat verfügbar.</w:t>
+        <w:t>LifeOS speichert und protokolliert kein Audio. Ein eigener Mikrofonmodus ist nur zulässig, wenn die konkrete Plattform lokale deutsche Spracherkennung Ende zu Ende und bei deaktiviertem Netzwerk erzwingen kann. Der ARM64-Test auf macOS 26.6 weist deutsche Unterstützung nach, aber kein installiertes deutsches SpeechTranscriber-Modell und keinen berechtigten Offline-Lauf; deshalb bleibt der Mikrofonmodus gesperrt.</w:t>
       </w:r>
     </w:p>
     <w:p>
@@ -6051,7 +6051,7 @@
         <w:pStyle w:val="Heading2"/>
       </w:pPr>
       <w:r>
-        <w:t>5.12 Einkaufsliste</w:t>
+        <w:t>5.13 Umsetzungsstand Einkaufsliste</w:t>
       </w:r>
     </w:p>
     <w:p>
@@ -6069,13 +6069,13 @@
     <w:p>
       <w:pPr/>
       <w:r>
-        <w:t>Die Migration 20260921190000_grocery_lists ist für PostgreSQL und SQLite versioniert. Die Lieferstufe ist auf SQLite lokal mit Parser-, Besitz-, Atomaritäts-, Migrations- und Transferprüfungen nachgewiesen. Die responsive Oberfläche, der PostgreSQL-Lauf und ein eigener Mikrofonmodus sind weitere Lieferstufen beziehungsweise offene Nachweise.</w:t>
+        <w:t>Die Migration 20260921190000_grocery_lists ist für PostgreSQL und SQLite versioniert. Parser, Besitzgrenzen, Atomarität, Migration, Import und Recovery sind lokal geprüft. Die responsive gemeinsame React-Oberfläche ist zusätzlich in Desktop- und Smartphone-Chrome nachgewiesen; der frische PostgreSQL-Lauf umfasst alle Migrationen und den Einkaufslisten-Integrationstest. Die Pflicht-CI der Daten-/API- und UI-Lieferstufen war vor dem jeweiligen Merge vollständig grün.</w:t>
       </w:r>
     </w:p>
     <w:p>
       <w:pPr/>
       <w:r>
-        <w:t>Audio, Teiltranskripte und Rohtranskripte werden nicht an die LifeOS-API übertragen und nicht in Datenbank, Browser-Storage, Service-Worker-Cache, Logs, Audit oder Backup gespeichert. Text und Betriebssystem-Diktat bleiben der vollständige Basispfad; einen Cloud-Fallback gibt es nicht.</w:t>
+        <w:t>Audio, Teiltranskripte und Rohtranskripte werden nicht an die LifeOS-API übertragen und nicht in Datenbank, Browser-Storage, Service-Worker-Cache, Logs, Audit oder Backup gespeichert. Text und Betriebssystem-Diktat bleiben der vollständige Basispfad. Der reproduzierbare App-Bundle-Test öffnet kein Mikrofon, fordert keine Berechtigung an und installiert kein Sprachmodell; einen Cloud-Fallback gibt es nicht.</w:t>
       </w:r>
     </w:p>
     <w:p>
@@ -6899,7 +6899,7 @@
         <w:pStyle w:val="Heading2"/>
       </w:pPr>
       <w:r>
-        <w:t>6.6 Einkaufsliste per Sprache erfassen</w:t>
+        <w:t>6.6 Einkaufsliste per Text oder Systemdiktat erfassen</w:t>
       </w:r>
     </w:p>
     <w:p>
@@ -6931,7 +6931,7 @@
         </w:rPr>
       </w:pPr>
       <w:r>
-        <w:t>Er spricht oder schreibt zum Beispiel zwei Liter Milch, Käse, Hähnchenbrust, Chips und sechs Äpfel.</w:t>
+        <w:t>Er schreibt oder nutzt das Betriebssystem-Diktat, zum Beispiel für zwei Liter Milch, Käse, Hähnchenbrust, Chips und sechs Äpfel.</w:t>
       </w:r>
     </w:p>
     <w:p>
@@ -13035,7 +13035,7 @@
           </w:tcPr>
           <w:p>
             <w:r>
-              <w:t>Bestätigte lokale Erfassung, Kategorisierung und optional nachgewiesene Mikrofoneingabe</w:t>
+              <w:t>Daten, API und responsive Oberfläche umgesetzt; lokaler Mikrofonmodus bis zum Offline-End-to-End-Nachweis gesperrt</w:t>
             </w:r>
           </w:p>
         </w:tc>
@@ -14039,7 +14039,7 @@
         <w:ind w:hanging="271"/>
       </w:pPr>
       <w:r>
-        <w:t>Der vollständige Textweg funktioniert auch bei verweigertem Mikrofonzugriff oder fehlender lokaler Spracherkennung.</w:t>
+        <w:t>Der vollständige Text- und Systemdiktat-Weg funktioniert unabhängig vom bewusst nicht freigegebenen LifeOS-Mikrofonmodus.</w:t>
       </w:r>
     </w:p>
     <w:p>
@@ -14052,7 +14052,7 @@
         <w:ind w:hanging="271"/>
       </w:pPr>
       <w:r>
-        <w:t>Audio wird weder gespeichert noch protokolliert oder an die LifeOS-API übertragen; ein eigener Mikrofonmodus besitzt keinen stillen Cloud-Rückfall.</w:t>
+        <w:t>Audio wird weder gespeichert noch protokolliert oder an die LifeOS-API übertragen. Ein eigener Mikrofonmodus ist nicht implementiert und darf später keinen stillen Cloud-Rückfall besitzen.</w:t>
       </w:r>
     </w:p>
     <w:p>
@@ -14495,7 +14495,7 @@
         <w:ind w:hanging="271"/>
       </w:pPr>
       <w:r>
-        <w:t>Soll die erste Einkaufslisten-Version genau eine aktive Liste oder mehrere parallele aktive Listen unterstützen?</w:t>
+        <w:t>Für die erste Einkaufslisten-Version ist genau eine aktive Liste pro Besitzer entschieden; archivierte Listen bleiben erhalten.</w:t>
       </w:r>
     </w:p>
     <w:p>
@@ -14508,7 +14508,7 @@
         <w:ind w:hanging="271"/>
       </w:pPr>
       <w:r>
-        <w:t>Soll ein eigener Mikrofonmodus zuerst ausschließlich in der Mac-App angeboten werden, wenn dort lokale deutsche Erkennung zuverlässig nachgewiesen ist?</w:t>
+        <w:t>Offen bleibt, ob ein eigener Mikrofonmodus nach installiertem deutschem Modell, erteilten Systemberechtigungen und bestandenem Offline-End-to-End-Test in einer späteren Mac-Lieferstufe freigegeben wird.</w:t>
       </w:r>
     </w:p>
     <w:p>
@@ -14721,7 +14721,7 @@
     <w:p>
       <w:pPr/>
       <w:r>
-        <w:t>Änderungsstand 21.09.2026: Die geplante Einkaufsliste mit bestätigter regelbasierter Kategorisierung, Text- und Systemdiktat-Basispfad sowie einer nur nach lokalem Nachweis zulässigen Mikrofonoption wurde ergänzt. Die Erweiterung ist geplant, noch nicht implementiert und keine allgemeine Sprachsteuerung.</w:t>
+        <w:t>Änderungsstand 22.09.2026: Datenmodell, Parser, API und responsive Einkaufsliste mit atomarer Bestätigung, Archiv, Systemkategorien und ausdrücklich bestätigten persönlichen Regeln sind umgesetzt und lokal sowie in der Pflicht-CI geprüft. Der read-only ARM64-App-Bundle-Test bestätigt deutsche Apple-Speech-Unterstützung, aber kein installiertes deutsches SpeechTranscriber-Modell und keinen berechtigten Offline-End-to-End-Lauf. Deshalb bleibt der eigene Mikrofonmodus ohne Cloud-Fallback gesperrt.</w:t>
       </w:r>
     </w:p>
     <w:p>
@@ -14799,7 +14799,7 @@
         <w:color w:val="667085"/>
         <w:sz w:val="18"/>
       </w:rPr>
-      <w:t>0.7  |</w:t>
+      <w:t>0.8  |</w:t>
     </w:r>
     <w:proofErr w:type="gramEnd"/>
     <w:r>

--- a/LifeOS Leitfaden.docx
+++ b/LifeOS Leitfaden.docx
@@ -60,7 +60,7 @@
         </w:rPr>
       </w:pPr>
       <w:r>
-        <w:t>Version 0.6 (Arbeitsgrundlage)</w:t>
+        <w:t>Version 0.8 (Arbeitsgrundlage)</w:t>
       </w:r>
     </w:p>
     <w:p>
@@ -72,7 +72,7 @@
         </w:rPr>
       </w:pPr>
       <w:r>
-        <w:t>Stand: 07.09.2026</w:t>
+        <w:t>Stand: 22.09.2026</w:t>
       </w:r>
     </w:p>
     <w:p>
@@ -164,17 +164,17 @@
         </w:rPr>
       </w:pPr>
       <w:r>
-        <w:t>Version: 0.6 (Arbeitsgrundlage)</w:t>
-      </w:r>
-    </w:p>
-    <w:p>
-      <w:pPr>
-        <w:rPr>
-          <w:lang w:val="de-DE"/>
-        </w:rPr>
-      </w:pPr>
-      <w:r>
-        <w:t>Stand: 07.09.2026</w:t>
+        <w:t>Version: 0.8 (Arbeitsgrundlage)</w:t>
+      </w:r>
+    </w:p>
+    <w:p>
+      <w:pPr>
+        <w:rPr>
+          <w:lang w:val="de-DE"/>
+        </w:rPr>
+      </w:pPr>
+      <w:r>
+        <w:t>Stand: 22.09.2026</w:t>
       </w:r>
     </w:p>
     <w:p>
@@ -908,6 +908,19 @@
       </w:pPr>
       <w:r>
         <w:t>Fitness</w:t>
+      </w:r>
+    </w:p>
+    <w:p>
+      <w:pPr>
+        <w:numPr>
+          <w:ilvl w:val="0"/>
+          <w:numId w:val="1"/>
+        </w:numPr>
+        <w:spacing w:after="80"/>
+        <w:ind w:hanging="271"/>
+      </w:pPr>
+      <w:r>
+        <w:t>Einkauf</w:t>
       </w:r>
     </w:p>
     <w:p>
@@ -1602,6 +1615,38 @@
             <w:tcW w:w="2100" w:type="dxa"/>
           </w:tcPr>
           <w:p>
+            <w:r>
+              <w:t>Einkauf</w:t>
+            </w:r>
+          </w:p>
+        </w:tc>
+        <w:tc>
+          <w:tcPr>
+            <w:tcW w:w="2500" w:type="dxa"/>
+          </w:tcPr>
+          <w:p>
+            <w:r>
+              <w:t>Lebensmittel schnell erfassen und nach Kategorien einkaufen</w:t>
+            </w:r>
+          </w:p>
+        </w:tc>
+        <w:tc>
+          <w:tcPr>
+            <w:tcW w:w="4760" w:type="dxa"/>
+          </w:tcPr>
+          <w:p>
+            <w:r>
+              <w:t>Einstellungen, Text und Systemdiktat</w:t>
+            </w:r>
+          </w:p>
+        </w:tc>
+      </w:tr>
+      <w:tr>
+        <w:tc>
+          <w:tcPr>
+            <w:tcW w:w="2100" w:type="dxa"/>
+          </w:tcPr>
+          <w:p>
             <w:pPr>
               <w:spacing w:after="0"/>
             </w:pPr>
@@ -5030,30 +5075,357 @@
     <w:p>
       <w:pPr>
         <w:pStyle w:val="Heading2"/>
-        <w:rPr>
-          <w:lang w:val="de-DE"/>
-        </w:rPr>
-      </w:pPr>
+      </w:pPr>
+      <w:r>
+        <w:t>5.9 Einkaufsliste und Spracheingabe</w:t>
+      </w:r>
+    </w:p>
+    <w:p>
+      <w:pPr/>
+      <w:r>
+        <w:t>Die umgesetzte Einkaufsliste erfasst Lebensmittel lokal und gruppiert sie nach nachvollziehbaren Kategorien. Text und Betriebssystem-Diktat bilden den vollständigen Basispfad; ein eigener Mikrofonmodus bleibt eine getrennte, nachweispflichtige Eingabemethode und ist keine allgemeine Sprachsteuerung.</w:t>
+      </w:r>
+    </w:p>
+    <w:p>
+      <w:pPr>
+        <w:pStyle w:val="Heading3"/>
+      </w:pPr>
+      <w:r>
+        <w:t>Funktionen</w:t>
+      </w:r>
+    </w:p>
+    <w:p>
+      <w:pPr>
+        <w:numPr>
+          <w:ilvl w:val="0"/>
+          <w:numId w:val="18"/>
+        </w:numPr>
+        <w:spacing w:after="80"/>
+        <w:ind w:hanging="271"/>
+      </w:pPr>
+      <w:r>
+        <w:t>Mehrere Lebensmittel als Text oder Diktat in einem Eingabefeld erfassen.</w:t>
+      </w:r>
+    </w:p>
+    <w:p>
+      <w:pPr>
+        <w:numPr>
+          <w:ilvl w:val="0"/>
+          <w:numId w:val="18"/>
+        </w:numPr>
+        <w:spacing w:after="80"/>
+        <w:ind w:hanging="271"/>
+      </w:pPr>
+      <w:r>
+        <w:t>Einträge in einer bearbeitbaren Vorschau trennen und Mengen sowie Einheiten soweit eindeutig erkennen.</w:t>
+      </w:r>
+    </w:p>
+    <w:p>
+      <w:pPr>
+        <w:numPr>
+          <w:ilvl w:val="0"/>
+          <w:numId w:val="18"/>
+        </w:numPr>
+        <w:spacing w:after="80"/>
+        <w:ind w:hanging="271"/>
+      </w:pPr>
+      <w:r>
+        <w:t>Produkte über lokale, versionierte Regeln Kategorien wie Obst und Gemüse, Milchprodukte und Eier, Fleisch und Fisch, Getränke, Snacks und Sonstiges zuordnen.</w:t>
+      </w:r>
+    </w:p>
+    <w:p>
+      <w:pPr>
+        <w:numPr>
+          <w:ilvl w:val="0"/>
+          <w:numId w:val="18"/>
+        </w:numPr>
+        <w:spacing w:after="80"/>
+        <w:ind w:hanging="271"/>
+      </w:pPr>
+      <w:r>
+        <w:t>Unbekannte oder mehrdeutige Begriffe sichtbar unter Sonstiges einordnen und manuell korrigierbar halten.</w:t>
+      </w:r>
+    </w:p>
+    <w:p>
+      <w:pPr>
+        <w:numPr>
+          <w:ilvl w:val="0"/>
+          <w:numId w:val="18"/>
+        </w:numPr>
+        <w:spacing w:after="80"/>
+        <w:ind w:hanging="271"/>
+      </w:pPr>
+      <w:r>
+        <w:t>Erst nach ausdrücklicher Bestätigung alle Positionen atomar in die aktive Einkaufsliste übernehmen.</w:t>
+      </w:r>
+    </w:p>
+    <w:p>
+      <w:pPr>
+        <w:numPr>
+          <w:ilvl w:val="0"/>
+          <w:numId w:val="18"/>
+        </w:numPr>
+        <w:spacing w:after="80"/>
+        <w:ind w:hanging="271"/>
+      </w:pPr>
+      <w:r>
+        <w:t>Offene und erledigte Positionen untereinander nach Kategorie gruppieren, bearbeiten, abhaken, wieder öffnen und archivieren.</w:t>
+      </w:r>
+    </w:p>
+    <w:p>
+      <w:pPr>
+        <w:pStyle w:val="Heading3"/>
+      </w:pPr>
+      <w:r>
+        <w:t>Regeln</w:t>
+      </w:r>
+    </w:p>
+    <w:p>
+      <w:pPr>
+        <w:numPr>
+          <w:ilvl w:val="0"/>
+          <w:numId w:val="18"/>
+        </w:numPr>
+        <w:spacing w:after="80"/>
+        <w:ind w:hanging="271"/>
+      </w:pPr>
+      <w:r>
+        <w:t>LifeOS speichert und protokolliert kein Audio. Ein eigener Mikrofonmodus ist nur zulässig, wenn die konkrete Plattform lokale deutsche Spracherkennung Ende zu Ende und bei deaktiviertem Netzwerk erzwingen kann. Der ARM64-Test auf macOS 26.6 weist deutsche Unterstützung nach, aber kein installiertes deutsches SpeechTranscriber-Modell und keinen berechtigten Offline-Lauf; deshalb bleibt der Mikrofonmodus gesperrt.</w:t>
+      </w:r>
+    </w:p>
+    <w:p>
+      <w:pPr>
+        <w:numPr>
+          <w:ilvl w:val="0"/>
+          <w:numId w:val="18"/>
+        </w:numPr>
+        <w:spacing w:after="80"/>
+        <w:ind w:hanging="271"/>
+      </w:pPr>
+      <w:r>
+        <w:t>Die Funktion erstellt keine Ernährungs-, Gesundheits- oder Kaufempfehlung und verändert keine Fitness-, Finanz-, Aufgaben- oder Kalenderdaten automatisch.</w:t>
+      </w:r>
+    </w:p>
+    <w:p>
+      <w:pPr>
+        <w:pStyle w:val="Heading2"/>
+        <w:rPr>
+          <w:lang w:val="de-DE"/>
+        </w:rPr>
+      </w:pPr>
+      <w:r>
+        <w:t>5.10 Wissen</w:t>
+      </w:r>
+    </w:p>
+    <w:p>
+      <w:pPr>
+        <w:rPr>
+          <w:lang w:val="de-DE"/>
+        </w:rPr>
+      </w:pPr>
+      <w:r>
+        <w:rPr>
+          <w:lang w:val="de-DE"/>
+        </w:rPr>
+        <w:t>Das Wissensmodul ist eine persönliche, durchsuchbare Ablage für Notizen und Dokumente.</w:t>
+      </w:r>
+    </w:p>
+    <w:p>
+      <w:pPr>
+        <w:pStyle w:val="Heading3"/>
+      </w:pPr>
+      <w:proofErr w:type="spellStart"/>
       <w:r>
         <w:rPr>
           <w:rFonts w:ascii="Calibri" w:hAnsi="Calibri"/>
-          <w:lang w:val="de-DE"/>
-        </w:rPr>
-        <w:lastRenderedPageBreak/>
-        <w:t>5.9 Wissen</w:t>
-      </w:r>
-    </w:p>
-    <w:p>
-      <w:pPr>
-        <w:rPr>
-          <w:lang w:val="de-DE"/>
-        </w:rPr>
-      </w:pPr>
-      <w:r>
-        <w:rPr>
-          <w:lang w:val="de-DE"/>
-        </w:rPr>
-        <w:t>Das Wissensmodul ist eine persönliche, durchsuchbare Ablage für Notizen und Dokumente.</w:t>
+        </w:rPr>
+        <w:t>Funktionen</w:t>
+      </w:r>
+      <w:proofErr w:type="spellEnd"/>
+    </w:p>
+    <w:p>
+      <w:pPr>
+        <w:numPr>
+          <w:ilvl w:val="0"/>
+          <w:numId w:val="19"/>
+        </w:numPr>
+        <w:spacing w:after="80"/>
+        <w:ind w:hanging="271"/>
+      </w:pPr>
+      <w:proofErr w:type="spellStart"/>
+      <w:r>
+        <w:t>Notizen</w:t>
+      </w:r>
+      <w:proofErr w:type="spellEnd"/>
+      <w:r>
+        <w:t xml:space="preserve"> </w:t>
+      </w:r>
+      <w:proofErr w:type="spellStart"/>
+      <w:r>
+        <w:t>mit</w:t>
+      </w:r>
+      <w:proofErr w:type="spellEnd"/>
+      <w:r>
+        <w:t xml:space="preserve"> Markdown </w:t>
+      </w:r>
+      <w:proofErr w:type="spellStart"/>
+      <w:r>
+        <w:t>oder</w:t>
+      </w:r>
+      <w:proofErr w:type="spellEnd"/>
+      <w:r>
+        <w:t xml:space="preserve"> Rich Text.</w:t>
+      </w:r>
+    </w:p>
+    <w:p>
+      <w:pPr>
+        <w:numPr>
+          <w:ilvl w:val="0"/>
+          <w:numId w:val="19"/>
+        </w:numPr>
+        <w:spacing w:after="80"/>
+        <w:ind w:hanging="271"/>
+      </w:pPr>
+      <w:proofErr w:type="spellStart"/>
+      <w:r>
+        <w:t>Dokumente</w:t>
+      </w:r>
+      <w:proofErr w:type="spellEnd"/>
+      <w:r>
+        <w:t xml:space="preserve"> und </w:t>
+      </w:r>
+      <w:proofErr w:type="spellStart"/>
+      <w:r>
+        <w:t>Anhänge</w:t>
+      </w:r>
+      <w:proofErr w:type="spellEnd"/>
+      <w:r>
+        <w:t>.</w:t>
+      </w:r>
+    </w:p>
+    <w:p>
+      <w:pPr>
+        <w:numPr>
+          <w:ilvl w:val="0"/>
+          <w:numId w:val="19"/>
+        </w:numPr>
+        <w:spacing w:after="80"/>
+        <w:ind w:hanging="271"/>
+      </w:pPr>
+      <w:proofErr w:type="spellStart"/>
+      <w:r>
+        <w:t>Kategorien</w:t>
+      </w:r>
+      <w:proofErr w:type="spellEnd"/>
+      <w:r>
+        <w:t xml:space="preserve">, Tags und </w:t>
+      </w:r>
+      <w:proofErr w:type="spellStart"/>
+      <w:r>
+        <w:t>Verknüpfungen</w:t>
+      </w:r>
+      <w:proofErr w:type="spellEnd"/>
+      <w:r>
+        <w:t>.</w:t>
+      </w:r>
+    </w:p>
+    <w:p>
+      <w:pPr>
+        <w:numPr>
+          <w:ilvl w:val="0"/>
+          <w:numId w:val="19"/>
+        </w:numPr>
+        <w:spacing w:after="80"/>
+        <w:ind w:hanging="271"/>
+      </w:pPr>
+      <w:proofErr w:type="spellStart"/>
+      <w:r>
+        <w:t>Volltextsuche</w:t>
+      </w:r>
+      <w:proofErr w:type="spellEnd"/>
+      <w:r>
+        <w:t>.</w:t>
+      </w:r>
+    </w:p>
+    <w:p>
+      <w:pPr>
+        <w:numPr>
+          <w:ilvl w:val="0"/>
+          <w:numId w:val="19"/>
+        </w:numPr>
+        <w:spacing w:after="80"/>
+        <w:ind w:hanging="271"/>
+        <w:rPr>
+          <w:lang w:val="de-DE"/>
+        </w:rPr>
+      </w:pPr>
+      <w:r>
+        <w:rPr>
+          <w:lang w:val="de-DE"/>
+        </w:rPr>
+        <w:t>Favoriten und zuletzt bearbeitete Inhalte.</w:t>
+      </w:r>
+    </w:p>
+    <w:p>
+      <w:pPr>
+        <w:numPr>
+          <w:ilvl w:val="0"/>
+          <w:numId w:val="19"/>
+        </w:numPr>
+        <w:spacing w:after="80"/>
+        <w:ind w:hanging="271"/>
+        <w:rPr>
+          <w:lang w:val="de-DE"/>
+        </w:rPr>
+      </w:pPr>
+      <w:r>
+        <w:rPr>
+          <w:lang w:val="de-DE"/>
+        </w:rPr>
+        <w:t>Quellenangaben und Versionierung wichtiger Notizen.</w:t>
+      </w:r>
+    </w:p>
+    <w:p>
+      <w:pPr>
+        <w:numPr>
+          <w:ilvl w:val="0"/>
+          <w:numId w:val="19"/>
+        </w:numPr>
+        <w:spacing w:after="80"/>
+        <w:ind w:hanging="271"/>
+        <w:rPr>
+          <w:lang w:val="de-DE"/>
+        </w:rPr>
+      </w:pPr>
+      <w:r>
+        <w:rPr>
+          <w:lang w:val="de-DE"/>
+        </w:rPr>
+        <w:t>KI-Zusammenfassung und Fragen zu freigegebenen Inhalten.</w:t>
+      </w:r>
+    </w:p>
+    <w:p>
+      <w:pPr>
+        <w:pStyle w:val="Heading2"/>
+        <w:rPr>
+          <w:lang w:val="de-DE"/>
+        </w:rPr>
+      </w:pPr>
+      <w:r>
+        <w:t>5.11 KI-Assistent</w:t>
+      </w:r>
+    </w:p>
+    <w:p>
+      <w:pPr>
+        <w:rPr>
+          <w:lang w:val="de-DE"/>
+        </w:rPr>
+      </w:pPr>
+      <w:r>
+        <w:rPr>
+          <w:lang w:val="de-DE"/>
+        </w:rPr>
+        <w:t>Der KI-Assistent ist eine Querschnittsfunktion und keine eigenständige Datenquelle.</w:t>
       </w:r>
     </w:p>
     <w:p>
@@ -5073,14 +5445,33 @@
       <w:pPr>
         <w:numPr>
           <w:ilvl w:val="0"/>
-          <w:numId w:val="19"/>
+          <w:numId w:val="20"/>
+        </w:numPr>
+        <w:spacing w:after="80"/>
+        <w:ind w:hanging="271"/>
+        <w:rPr>
+          <w:lang w:val="de-DE"/>
+        </w:rPr>
+      </w:pPr>
+      <w:r>
+        <w:rPr>
+          <w:lang w:val="de-DE"/>
+        </w:rPr>
+        <w:t>Tagesplanung aus vorhandenen Aufgaben, Terminen und Deadlines.</w:t>
+      </w:r>
+    </w:p>
+    <w:p>
+      <w:pPr>
+        <w:numPr>
+          <w:ilvl w:val="0"/>
+          <w:numId w:val="20"/>
         </w:numPr>
         <w:spacing w:after="80"/>
         <w:ind w:hanging="271"/>
       </w:pPr>
       <w:proofErr w:type="spellStart"/>
       <w:r>
-        <w:t>Notizen</w:t>
+        <w:t>Wochenplanung</w:t>
       </w:r>
       <w:proofErr w:type="spellEnd"/>
       <w:r>
@@ -5092,37 +5483,362 @@
       </w:r>
       <w:proofErr w:type="spellEnd"/>
       <w:r>
-        <w:t xml:space="preserve"> Markdown </w:t>
+        <w:t xml:space="preserve"> </w:t>
       </w:r>
       <w:proofErr w:type="spellStart"/>
       <w:r>
-        <w:t>oder</w:t>
+        <w:t>verfügbaren</w:t>
       </w:r>
       <w:proofErr w:type="spellEnd"/>
       <w:r>
-        <w:t xml:space="preserve"> Rich Text.</w:t>
-      </w:r>
-    </w:p>
-    <w:p>
-      <w:pPr>
-        <w:numPr>
-          <w:ilvl w:val="0"/>
-          <w:numId w:val="19"/>
-        </w:numPr>
-        <w:spacing w:after="80"/>
-        <w:ind w:hanging="271"/>
-      </w:pPr>
+        <w:t xml:space="preserve"> </w:t>
+      </w:r>
       <w:proofErr w:type="spellStart"/>
       <w:r>
-        <w:t>Dokumente</w:t>
+        <w:t>Zeitblöcken</w:t>
       </w:r>
       <w:proofErr w:type="spellEnd"/>
       <w:r>
+        <w:t>.</w:t>
+      </w:r>
+    </w:p>
+    <w:p>
+      <w:pPr>
+        <w:numPr>
+          <w:ilvl w:val="0"/>
+          <w:numId w:val="20"/>
+        </w:numPr>
+        <w:spacing w:after="80"/>
+        <w:ind w:hanging="271"/>
+      </w:pPr>
+      <w:proofErr w:type="spellStart"/>
+      <w:r>
+        <w:t>Priorisierung</w:t>
+      </w:r>
+      <w:proofErr w:type="spellEnd"/>
+      <w:r>
+        <w:t xml:space="preserve"> </w:t>
+      </w:r>
+      <w:proofErr w:type="spellStart"/>
+      <w:r>
+        <w:t>mit</w:t>
+      </w:r>
+      <w:proofErr w:type="spellEnd"/>
+      <w:r>
+        <w:t xml:space="preserve"> </w:t>
+      </w:r>
+      <w:proofErr w:type="spellStart"/>
+      <w:r>
+        <w:t>kurzer</w:t>
+      </w:r>
+      <w:proofErr w:type="spellEnd"/>
+      <w:r>
+        <w:t xml:space="preserve"> </w:t>
+      </w:r>
+      <w:proofErr w:type="spellStart"/>
+      <w:r>
+        <w:t>Begründung</w:t>
+      </w:r>
+      <w:proofErr w:type="spellEnd"/>
+      <w:r>
+        <w:t>.</w:t>
+      </w:r>
+    </w:p>
+    <w:p>
+      <w:pPr>
+        <w:numPr>
+          <w:ilvl w:val="0"/>
+          <w:numId w:val="20"/>
+        </w:numPr>
+        <w:spacing w:after="80"/>
+        <w:ind w:hanging="271"/>
+        <w:rPr>
+          <w:lang w:val="de-DE"/>
+        </w:rPr>
+      </w:pPr>
+      <w:r>
+        <w:rPr>
+          <w:lang w:val="de-DE"/>
+        </w:rPr>
+        <w:t>Zusammenfassungen von Tagesberichten, Lernnotizen und Projektständen.</w:t>
+      </w:r>
+    </w:p>
+    <w:p>
+      <w:pPr>
+        <w:numPr>
+          <w:ilvl w:val="0"/>
+          <w:numId w:val="20"/>
+        </w:numPr>
+        <w:spacing w:after="80"/>
+        <w:ind w:hanging="271"/>
+      </w:pPr>
+      <w:proofErr w:type="spellStart"/>
+      <w:r>
+        <w:t>Modulbezogener</w:t>
+      </w:r>
+      <w:proofErr w:type="spellEnd"/>
+      <w:r>
+        <w:t xml:space="preserve"> RAG-Chat.</w:t>
+      </w:r>
+    </w:p>
+    <w:p>
+      <w:pPr>
+        <w:numPr>
+          <w:ilvl w:val="0"/>
+          <w:numId w:val="20"/>
+        </w:numPr>
+        <w:spacing w:after="80"/>
+        <w:ind w:hanging="271"/>
+        <w:rPr>
+          <w:lang w:val="de-DE"/>
+        </w:rPr>
+      </w:pPr>
+      <w:r>
+        <w:rPr>
+          <w:lang w:val="de-DE"/>
+        </w:rPr>
+        <w:t>Fragen über freigegebene Wissens-, Studien- und Projektdaten.</w:t>
+      </w:r>
+    </w:p>
+    <w:p>
+      <w:pPr>
+        <w:numPr>
+          <w:ilvl w:val="0"/>
+          <w:numId w:val="20"/>
+        </w:numPr>
+        <w:spacing w:after="80"/>
+        <w:ind w:hanging="271"/>
+      </w:pPr>
+      <w:proofErr w:type="spellStart"/>
+      <w:r>
+        <w:t>Vorschläge</w:t>
+      </w:r>
+      <w:proofErr w:type="spellEnd"/>
+      <w:r>
+        <w:t xml:space="preserve"> für </w:t>
+      </w:r>
+      <w:proofErr w:type="spellStart"/>
+      <w:r>
+        <w:t>nächste</w:t>
+      </w:r>
+      <w:proofErr w:type="spellEnd"/>
+      <w:r>
+        <w:t xml:space="preserve"> </w:t>
+      </w:r>
+      <w:proofErr w:type="spellStart"/>
+      <w:r>
+        <w:t>Schritte</w:t>
+      </w:r>
+      <w:proofErr w:type="spellEnd"/>
+      <w:r>
+        <w:t>.</w:t>
+      </w:r>
+    </w:p>
+    <w:p>
+      <w:pPr>
+        <w:pStyle w:val="Heading3"/>
+      </w:pPr>
+      <w:proofErr w:type="spellStart"/>
+      <w:r>
+        <w:rPr>
+          <w:rFonts w:ascii="Calibri" w:hAnsi="Calibri"/>
+        </w:rPr>
+        <w:t>Verbindliche</w:t>
+      </w:r>
+      <w:proofErr w:type="spellEnd"/>
+      <w:r>
+        <w:rPr>
+          <w:rFonts w:ascii="Calibri" w:hAnsi="Calibri"/>
+        </w:rPr>
+        <w:t xml:space="preserve"> KI-</w:t>
+      </w:r>
+      <w:proofErr w:type="spellStart"/>
+      <w:r>
+        <w:rPr>
+          <w:rFonts w:ascii="Calibri" w:hAnsi="Calibri"/>
+        </w:rPr>
+        <w:t>Regeln</w:t>
+      </w:r>
+      <w:proofErr w:type="spellEnd"/>
+    </w:p>
+    <w:p>
+      <w:pPr>
+        <w:numPr>
+          <w:ilvl w:val="0"/>
+          <w:numId w:val="21"/>
+        </w:numPr>
+        <w:spacing w:after="80"/>
+        <w:ind w:hanging="271"/>
+        <w:rPr>
+          <w:lang w:val="de-DE"/>
+        </w:rPr>
+      </w:pPr>
+      <w:r>
+        <w:rPr>
+          <w:lang w:val="de-DE"/>
+        </w:rPr>
+        <w:t>Keine erfundenen Termine, Aufgaben, Arbeitszeiten, Beträge oder Quellen.</w:t>
+      </w:r>
+    </w:p>
+    <w:p>
+      <w:pPr>
+        <w:numPr>
+          <w:ilvl w:val="0"/>
+          <w:numId w:val="21"/>
+        </w:numPr>
+        <w:spacing w:after="80"/>
+        <w:ind w:hanging="271"/>
+        <w:rPr>
+          <w:lang w:val="de-DE"/>
+        </w:rPr>
+      </w:pPr>
+      <w:r>
+        <w:rPr>
+          <w:lang w:val="de-DE"/>
+        </w:rPr>
+        <w:t>Jede Empfehlung nennt die verwendeten Daten oder zeigt „keine ausreichenden Daten“.</w:t>
+      </w:r>
+    </w:p>
+    <w:p>
+      <w:pPr>
+        <w:numPr>
+          <w:ilvl w:val="0"/>
+          <w:numId w:val="21"/>
+        </w:numPr>
+        <w:spacing w:after="80"/>
+        <w:ind w:hanging="271"/>
+      </w:pPr>
+      <w:proofErr w:type="spellStart"/>
+      <w:r>
+        <w:t>Unsicherheit</w:t>
+      </w:r>
+      <w:proofErr w:type="spellEnd"/>
+      <w:r>
+        <w:t xml:space="preserve"> </w:t>
+      </w:r>
+      <w:proofErr w:type="spellStart"/>
+      <w:r>
+        <w:t>wird</w:t>
+      </w:r>
+      <w:proofErr w:type="spellEnd"/>
+      <w:r>
+        <w:t xml:space="preserve"> </w:t>
+      </w:r>
+      <w:proofErr w:type="spellStart"/>
+      <w:r>
+        <w:t>offen</w:t>
+      </w:r>
+      <w:proofErr w:type="spellEnd"/>
+      <w:r>
+        <w:t xml:space="preserve"> </w:t>
+      </w:r>
+      <w:proofErr w:type="spellStart"/>
+      <w:r>
+        <w:t>benannt</w:t>
+      </w:r>
+      <w:proofErr w:type="spellEnd"/>
+      <w:r>
+        <w:t>.</w:t>
+      </w:r>
+    </w:p>
+    <w:p>
+      <w:pPr>
+        <w:numPr>
+          <w:ilvl w:val="0"/>
+          <w:numId w:val="21"/>
+        </w:numPr>
+        <w:spacing w:after="80"/>
+        <w:ind w:hanging="271"/>
+        <w:rPr>
+          <w:lang w:val="de-DE"/>
+        </w:rPr>
+      </w:pPr>
+      <w:r>
+        <w:rPr>
+          <w:lang w:val="de-DE"/>
+        </w:rPr>
+        <w:t>Finanz-, Arbeits- und persönliche Daten werden nur mit expliziter Freigabe extern verarbeitet.</w:t>
+      </w:r>
+    </w:p>
+    <w:p>
+      <w:pPr>
+        <w:numPr>
+          <w:ilvl w:val="0"/>
+          <w:numId w:val="21"/>
+        </w:numPr>
+        <w:spacing w:after="80"/>
+        <w:ind w:hanging="271"/>
+        <w:rPr>
+          <w:lang w:val="de-DE"/>
+        </w:rPr>
+      </w:pPr>
+      <w:r>
+        <w:rPr>
+          <w:lang w:val="de-DE"/>
+        </w:rPr>
+        <w:t>Schreibende Aktionen benötigen eine Bestätigung.</w:t>
+      </w:r>
+    </w:p>
+    <w:p>
+      <w:pPr>
+        <w:numPr>
+          <w:ilvl w:val="0"/>
+          <w:numId w:val="21"/>
+        </w:numPr>
+        <w:spacing w:after="80"/>
+        <w:ind w:hanging="271"/>
+        <w:rPr>
+          <w:lang w:val="de-DE"/>
+        </w:rPr>
+      </w:pPr>
+      <w:r>
+        <w:rPr>
+          <w:lang w:val="de-DE"/>
+        </w:rPr>
+        <w:t>KI-Ausgaben werden als Vorschläge und nicht als verbindliche Entscheidungen gespeichert.</w:t>
+      </w:r>
+    </w:p>
+    <w:p>
+      <w:pPr>
+        <w:pStyle w:val="Heading2"/>
+      </w:pPr>
+      <w:r>
+        <w:t>5.12 Einstellungen</w:t>
+      </w:r>
+    </w:p>
+    <w:p>
+      <w:pPr>
+        <w:pStyle w:val="Heading3"/>
+      </w:pPr>
+      <w:proofErr w:type="spellStart"/>
+      <w:r>
+        <w:rPr>
+          <w:rFonts w:ascii="Calibri" w:hAnsi="Calibri"/>
+        </w:rPr>
+        <w:t>Funktionen</w:t>
+      </w:r>
+      <w:proofErr w:type="spellEnd"/>
+    </w:p>
+    <w:p>
+      <w:pPr>
+        <w:numPr>
+          <w:ilvl w:val="0"/>
+          <w:numId w:val="22"/>
+        </w:numPr>
+        <w:spacing w:after="80"/>
+        <w:ind w:hanging="271"/>
+      </w:pPr>
+      <w:proofErr w:type="spellStart"/>
+      <w:r>
+        <w:t>Profil</w:t>
+      </w:r>
+      <w:proofErr w:type="spellEnd"/>
+      <w:r>
         <w:t xml:space="preserve"> und </w:t>
       </w:r>
       <w:proofErr w:type="spellStart"/>
       <w:r>
-        <w:t>Anhänge</w:t>
+        <w:t>Anzeigeeinstellungen</w:t>
       </w:r>
       <w:proofErr w:type="spellEnd"/>
       <w:r>
@@ -5133,22 +5849,60 @@
       <w:pPr>
         <w:numPr>
           <w:ilvl w:val="0"/>
-          <w:numId w:val="19"/>
+          <w:numId w:val="22"/>
+        </w:numPr>
+        <w:spacing w:after="80"/>
+        <w:ind w:hanging="271"/>
+        <w:rPr>
+          <w:lang w:val="de-DE"/>
+        </w:rPr>
+      </w:pPr>
+      <w:r>
+        <w:rPr>
+          <w:lang w:val="de-DE"/>
+        </w:rPr>
+        <w:t>Zeitzone, Sprache, Währung und Wochenbeginn.</w:t>
+      </w:r>
+    </w:p>
+    <w:p>
+      <w:pPr>
+        <w:numPr>
+          <w:ilvl w:val="0"/>
+          <w:numId w:val="22"/>
+        </w:numPr>
+        <w:spacing w:after="80"/>
+        <w:ind w:hanging="271"/>
+        <w:rPr>
+          <w:lang w:val="de-DE"/>
+        </w:rPr>
+      </w:pPr>
+      <w:r>
+        <w:rPr>
+          <w:lang w:val="de-DE"/>
+        </w:rPr>
+        <w:t>Kategorien, Statuswerte und persönliche Präferenzen.</w:t>
+      </w:r>
+    </w:p>
+    <w:p>
+      <w:pPr>
+        <w:numPr>
+          <w:ilvl w:val="0"/>
+          <w:numId w:val="22"/>
         </w:numPr>
         <w:spacing w:after="80"/>
         <w:ind w:hanging="271"/>
       </w:pPr>
       <w:proofErr w:type="spellStart"/>
       <w:r>
-        <w:t>Kategorien</w:t>
+        <w:t>Datenimport</w:t>
       </w:r>
       <w:proofErr w:type="spellEnd"/>
       <w:r>
-        <w:t xml:space="preserve">, Tags und </w:t>
+        <w:t xml:space="preserve"> und </w:t>
       </w:r>
       <w:proofErr w:type="spellStart"/>
       <w:r>
-        <w:t>Verknüpfungen</w:t>
+        <w:t>Datenexport</w:t>
       </w:r>
       <w:proofErr w:type="spellEnd"/>
       <w:r>
@@ -5159,17 +5913,33 @@
       <w:pPr>
         <w:numPr>
           <w:ilvl w:val="0"/>
-          <w:numId w:val="19"/>
+          <w:numId w:val="22"/>
         </w:numPr>
         <w:spacing w:after="80"/>
         <w:ind w:hanging="271"/>
       </w:pPr>
       <w:proofErr w:type="spellStart"/>
       <w:r>
-        <w:t>Volltextsuche</w:t>
+        <w:t>Integrationsverwaltung</w:t>
       </w:r>
       <w:proofErr w:type="spellEnd"/>
       <w:r>
+        <w:t xml:space="preserve"> </w:t>
+      </w:r>
+      <w:proofErr w:type="spellStart"/>
+      <w:r>
+        <w:t>mit</w:t>
+      </w:r>
+      <w:proofErr w:type="spellEnd"/>
+      <w:r>
+        <w:t xml:space="preserve"> </w:t>
+      </w:r>
+      <w:proofErr w:type="spellStart"/>
+      <w:r>
+        <w:t>Berechtigungsübersicht</w:t>
+      </w:r>
+      <w:proofErr w:type="spellEnd"/>
+      <w:r>
         <w:t>.</w:t>
       </w:r>
     </w:p>
@@ -5177,715 +5947,135 @@
       <w:pPr>
         <w:numPr>
           <w:ilvl w:val="0"/>
-          <w:numId w:val="19"/>
-        </w:numPr>
-        <w:spacing w:after="80"/>
-        <w:ind w:hanging="271"/>
-        <w:rPr>
-          <w:lang w:val="de-DE"/>
-        </w:rPr>
-      </w:pPr>
-      <w:r>
-        <w:rPr>
-          <w:lang w:val="de-DE"/>
-        </w:rPr>
-        <w:t>Favoriten und zuletzt bearbeitete Inhalte.</w:t>
-      </w:r>
-    </w:p>
-    <w:p>
-      <w:pPr>
-        <w:numPr>
-          <w:ilvl w:val="0"/>
-          <w:numId w:val="19"/>
-        </w:numPr>
-        <w:spacing w:after="80"/>
-        <w:ind w:hanging="271"/>
-        <w:rPr>
-          <w:lang w:val="de-DE"/>
-        </w:rPr>
-      </w:pPr>
-      <w:r>
-        <w:rPr>
-          <w:lang w:val="de-DE"/>
-        </w:rPr>
-        <w:t>Quellenangaben und Versionierung wichtiger Notizen.</w:t>
-      </w:r>
-    </w:p>
-    <w:p>
-      <w:pPr>
-        <w:numPr>
-          <w:ilvl w:val="0"/>
-          <w:numId w:val="19"/>
-        </w:numPr>
-        <w:spacing w:after="80"/>
-        <w:ind w:hanging="271"/>
-        <w:rPr>
-          <w:lang w:val="de-DE"/>
-        </w:rPr>
-      </w:pPr>
-      <w:r>
-        <w:rPr>
-          <w:lang w:val="de-DE"/>
-        </w:rPr>
-        <w:t>KI-Zusammenfassung und Fragen zu freigegebenen Inhalten.</w:t>
+          <w:numId w:val="22"/>
+        </w:numPr>
+        <w:spacing w:after="80"/>
+        <w:ind w:hanging="271"/>
+      </w:pPr>
+      <w:r>
+        <w:t>KI-</w:t>
+      </w:r>
+      <w:proofErr w:type="spellStart"/>
+      <w:r>
+        <w:t>Einstellungen</w:t>
+      </w:r>
+      <w:proofErr w:type="spellEnd"/>
+      <w:r>
+        <w:t xml:space="preserve"> und </w:t>
+      </w:r>
+      <w:proofErr w:type="spellStart"/>
+      <w:r>
+        <w:t>Datenfreigaben</w:t>
+      </w:r>
+      <w:proofErr w:type="spellEnd"/>
+      <w:r>
+        <w:t>.</w:t>
+      </w:r>
+    </w:p>
+    <w:p>
+      <w:pPr>
+        <w:numPr>
+          <w:ilvl w:val="0"/>
+          <w:numId w:val="22"/>
+        </w:numPr>
+        <w:spacing w:after="80"/>
+        <w:ind w:hanging="271"/>
+      </w:pPr>
+      <w:proofErr w:type="spellStart"/>
+      <w:r>
+        <w:t>Sicherheitsoptionen</w:t>
+      </w:r>
+      <w:proofErr w:type="spellEnd"/>
+      <w:r>
+        <w:t xml:space="preserve">, </w:t>
+      </w:r>
+      <w:proofErr w:type="spellStart"/>
+      <w:r>
+        <w:t>Sitzungen</w:t>
+      </w:r>
+      <w:proofErr w:type="spellEnd"/>
+      <w:r>
+        <w:t xml:space="preserve"> und </w:t>
+      </w:r>
+      <w:proofErr w:type="spellStart"/>
+      <w:r>
+        <w:t>Geräte</w:t>
+      </w:r>
+      <w:proofErr w:type="spellEnd"/>
+      <w:r>
+        <w:t>.</w:t>
+      </w:r>
+    </w:p>
+    <w:p>
+      <w:pPr>
+        <w:numPr>
+          <w:ilvl w:val="0"/>
+          <w:numId w:val="22"/>
+        </w:numPr>
+        <w:spacing w:after="80"/>
+        <w:ind w:hanging="271"/>
+        <w:rPr>
+          <w:lang w:val="de-DE"/>
+        </w:rPr>
+      </w:pPr>
+      <w:r>
+        <w:rPr>
+          <w:lang w:val="de-DE"/>
+        </w:rPr>
+        <w:t>Löschung einzelner Datenbereiche oder des gesamten Profils.</w:t>
+      </w:r>
+    </w:p>
+    <w:p>
+      <w:pPr>
+        <w:numPr>
+          <w:ilvl w:val="0"/>
+          <w:numId w:val="22"/>
+        </w:numPr>
+        <w:spacing w:after="80"/>
+        <w:ind w:hanging="271"/>
+      </w:pPr>
+      <w:r>
+        <w:t xml:space="preserve">Audit- und </w:t>
+      </w:r>
+      <w:proofErr w:type="spellStart"/>
+      <w:r>
+        <w:t>Aktivitätsprotokoll</w:t>
+      </w:r>
+      <w:proofErr w:type="spellEnd"/>
+      <w:r>
+        <w:t>.</w:t>
       </w:r>
     </w:p>
     <w:p>
       <w:pPr>
         <w:pStyle w:val="Heading2"/>
-        <w:rPr>
-          <w:lang w:val="de-DE"/>
-        </w:rPr>
-      </w:pPr>
-      <w:r>
-        <w:rPr>
-          <w:rFonts w:ascii="Calibri" w:hAnsi="Calibri"/>
-          <w:lang w:val="de-DE"/>
-        </w:rPr>
-        <w:t>5.10 KI-Assistent</w:t>
-      </w:r>
-    </w:p>
-    <w:p>
-      <w:pPr>
-        <w:rPr>
-          <w:lang w:val="de-DE"/>
-        </w:rPr>
-      </w:pPr>
-      <w:r>
-        <w:rPr>
-          <w:lang w:val="de-DE"/>
-        </w:rPr>
-        <w:t>Der KI-Assistent ist eine Querschnittsfunktion und keine eigenständige Datenquelle.</w:t>
-      </w:r>
-    </w:p>
-    <w:p>
-      <w:pPr>
-        <w:pStyle w:val="Heading3"/>
-      </w:pPr>
-      <w:proofErr w:type="spellStart"/>
-      <w:r>
-        <w:rPr>
-          <w:rFonts w:ascii="Calibri" w:hAnsi="Calibri"/>
-        </w:rPr>
-        <w:t>Funktionen</w:t>
-      </w:r>
-      <w:proofErr w:type="spellEnd"/>
-    </w:p>
-    <w:p>
-      <w:pPr>
-        <w:numPr>
-          <w:ilvl w:val="0"/>
-          <w:numId w:val="20"/>
-        </w:numPr>
-        <w:spacing w:after="80"/>
-        <w:ind w:hanging="271"/>
-        <w:rPr>
-          <w:lang w:val="de-DE"/>
-        </w:rPr>
-      </w:pPr>
-      <w:r>
-        <w:rPr>
-          <w:lang w:val="de-DE"/>
-        </w:rPr>
-        <w:t>Tagesplanung aus vorhandenen Aufgaben, Terminen und Deadlines.</w:t>
-      </w:r>
-    </w:p>
-    <w:p>
-      <w:pPr>
-        <w:numPr>
-          <w:ilvl w:val="0"/>
-          <w:numId w:val="20"/>
-        </w:numPr>
-        <w:spacing w:after="80"/>
-        <w:ind w:hanging="271"/>
-      </w:pPr>
-      <w:proofErr w:type="spellStart"/>
-      <w:r>
-        <w:t>Wochenplanung</w:t>
-      </w:r>
-      <w:proofErr w:type="spellEnd"/>
-      <w:r>
-        <w:t xml:space="preserve"> </w:t>
-      </w:r>
-      <w:proofErr w:type="spellStart"/>
-      <w:r>
-        <w:t>mit</w:t>
-      </w:r>
-      <w:proofErr w:type="spellEnd"/>
-      <w:r>
-        <w:t xml:space="preserve"> </w:t>
-      </w:r>
-      <w:proofErr w:type="spellStart"/>
-      <w:r>
-        <w:t>verfügbaren</w:t>
-      </w:r>
-      <w:proofErr w:type="spellEnd"/>
-      <w:r>
-        <w:t xml:space="preserve"> </w:t>
-      </w:r>
-      <w:proofErr w:type="spellStart"/>
-      <w:r>
-        <w:t>Zeitblöcken</w:t>
-      </w:r>
-      <w:proofErr w:type="spellEnd"/>
-      <w:r>
-        <w:t>.</w:t>
-      </w:r>
-    </w:p>
-    <w:p>
-      <w:pPr>
-        <w:numPr>
-          <w:ilvl w:val="0"/>
-          <w:numId w:val="20"/>
-        </w:numPr>
-        <w:spacing w:after="80"/>
-        <w:ind w:hanging="271"/>
-      </w:pPr>
-      <w:proofErr w:type="spellStart"/>
-      <w:r>
-        <w:t>Priorisierung</w:t>
-      </w:r>
-      <w:proofErr w:type="spellEnd"/>
-      <w:r>
-        <w:t xml:space="preserve"> </w:t>
-      </w:r>
-      <w:proofErr w:type="spellStart"/>
-      <w:r>
-        <w:t>mit</w:t>
-      </w:r>
-      <w:proofErr w:type="spellEnd"/>
-      <w:r>
-        <w:t xml:space="preserve"> </w:t>
-      </w:r>
-      <w:proofErr w:type="spellStart"/>
-      <w:r>
-        <w:t>kurzer</w:t>
-      </w:r>
-      <w:proofErr w:type="spellEnd"/>
-      <w:r>
-        <w:t xml:space="preserve"> </w:t>
-      </w:r>
-      <w:proofErr w:type="spellStart"/>
-      <w:r>
-        <w:t>Begründung</w:t>
-      </w:r>
-      <w:proofErr w:type="spellEnd"/>
-      <w:r>
-        <w:t>.</w:t>
-      </w:r>
-    </w:p>
-    <w:p>
-      <w:pPr>
-        <w:numPr>
-          <w:ilvl w:val="0"/>
-          <w:numId w:val="20"/>
-        </w:numPr>
-        <w:spacing w:after="80"/>
-        <w:ind w:hanging="271"/>
-        <w:rPr>
-          <w:lang w:val="de-DE"/>
-        </w:rPr>
-      </w:pPr>
-      <w:r>
-        <w:rPr>
-          <w:lang w:val="de-DE"/>
-        </w:rPr>
-        <w:t>Zusammenfassungen von Tagesberichten, Lernnotizen und Projektständen.</w:t>
-      </w:r>
-    </w:p>
-    <w:p>
-      <w:pPr>
-        <w:numPr>
-          <w:ilvl w:val="0"/>
-          <w:numId w:val="20"/>
-        </w:numPr>
-        <w:spacing w:after="80"/>
-        <w:ind w:hanging="271"/>
-      </w:pPr>
-      <w:proofErr w:type="spellStart"/>
-      <w:r>
-        <w:t>Modulbezogener</w:t>
-      </w:r>
-      <w:proofErr w:type="spellEnd"/>
-      <w:r>
-        <w:t xml:space="preserve"> RAG-Chat.</w:t>
-      </w:r>
-    </w:p>
-    <w:p>
-      <w:pPr>
-        <w:numPr>
-          <w:ilvl w:val="0"/>
-          <w:numId w:val="20"/>
-        </w:numPr>
-        <w:spacing w:after="80"/>
-        <w:ind w:hanging="271"/>
-        <w:rPr>
-          <w:lang w:val="de-DE"/>
-        </w:rPr>
-      </w:pPr>
-      <w:r>
-        <w:rPr>
-          <w:lang w:val="de-DE"/>
-        </w:rPr>
-        <w:t>Fragen über freigegebene Wissens-, Studien- und Projektdaten.</w:t>
-      </w:r>
-    </w:p>
-    <w:p>
-      <w:pPr>
-        <w:numPr>
-          <w:ilvl w:val="0"/>
-          <w:numId w:val="20"/>
-        </w:numPr>
-        <w:spacing w:after="80"/>
-        <w:ind w:hanging="271"/>
-      </w:pPr>
-      <w:proofErr w:type="spellStart"/>
-      <w:r>
-        <w:t>Vorschläge</w:t>
-      </w:r>
-      <w:proofErr w:type="spellEnd"/>
-      <w:r>
-        <w:t xml:space="preserve"> für </w:t>
-      </w:r>
-      <w:proofErr w:type="spellStart"/>
-      <w:r>
-        <w:t>nächste</w:t>
-      </w:r>
-      <w:proofErr w:type="spellEnd"/>
-      <w:r>
-        <w:t xml:space="preserve"> </w:t>
-      </w:r>
-      <w:proofErr w:type="spellStart"/>
-      <w:r>
-        <w:t>Schritte</w:t>
-      </w:r>
-      <w:proofErr w:type="spellEnd"/>
-      <w:r>
-        <w:t>.</w:t>
-      </w:r>
-    </w:p>
-    <w:p>
-      <w:pPr>
-        <w:pStyle w:val="Heading3"/>
-      </w:pPr>
-      <w:proofErr w:type="spellStart"/>
-      <w:r>
-        <w:rPr>
-          <w:rFonts w:ascii="Calibri" w:hAnsi="Calibri"/>
-        </w:rPr>
-        <w:t>Verbindliche</w:t>
-      </w:r>
-      <w:proofErr w:type="spellEnd"/>
-      <w:r>
-        <w:rPr>
-          <w:rFonts w:ascii="Calibri" w:hAnsi="Calibri"/>
-        </w:rPr>
-        <w:t xml:space="preserve"> KI-</w:t>
-      </w:r>
-      <w:proofErr w:type="spellStart"/>
-      <w:r>
-        <w:rPr>
-          <w:rFonts w:ascii="Calibri" w:hAnsi="Calibri"/>
-        </w:rPr>
-        <w:t>Regeln</w:t>
-      </w:r>
-      <w:proofErr w:type="spellEnd"/>
-    </w:p>
-    <w:p>
-      <w:pPr>
-        <w:numPr>
-          <w:ilvl w:val="0"/>
-          <w:numId w:val="21"/>
-        </w:numPr>
-        <w:spacing w:after="80"/>
-        <w:ind w:hanging="271"/>
-        <w:rPr>
-          <w:lang w:val="de-DE"/>
-        </w:rPr>
-      </w:pPr>
-      <w:r>
-        <w:rPr>
-          <w:lang w:val="de-DE"/>
-        </w:rPr>
-        <w:t>Keine erfundenen Termine, Aufgaben, Arbeitszeiten, Beträge oder Quellen.</w:t>
-      </w:r>
-    </w:p>
-    <w:p>
-      <w:pPr>
-        <w:numPr>
-          <w:ilvl w:val="0"/>
-          <w:numId w:val="21"/>
-        </w:numPr>
-        <w:spacing w:after="80"/>
-        <w:ind w:hanging="271"/>
-        <w:rPr>
-          <w:lang w:val="de-DE"/>
-        </w:rPr>
-      </w:pPr>
-      <w:r>
-        <w:rPr>
-          <w:lang w:val="de-DE"/>
-        </w:rPr>
-        <w:t>Jede Empfehlung nennt die verwendeten Daten oder zeigt „keine ausreichenden Daten“.</w:t>
-      </w:r>
-    </w:p>
-    <w:p>
-      <w:pPr>
-        <w:numPr>
-          <w:ilvl w:val="0"/>
-          <w:numId w:val="21"/>
-        </w:numPr>
-        <w:spacing w:after="80"/>
-        <w:ind w:hanging="271"/>
-      </w:pPr>
-      <w:proofErr w:type="spellStart"/>
-      <w:r>
-        <w:t>Unsicherheit</w:t>
-      </w:r>
-      <w:proofErr w:type="spellEnd"/>
-      <w:r>
-        <w:t xml:space="preserve"> </w:t>
-      </w:r>
-      <w:proofErr w:type="spellStart"/>
-      <w:r>
-        <w:t>wird</w:t>
-      </w:r>
-      <w:proofErr w:type="spellEnd"/>
-      <w:r>
-        <w:t xml:space="preserve"> </w:t>
-      </w:r>
-      <w:proofErr w:type="spellStart"/>
-      <w:r>
-        <w:t>offen</w:t>
-      </w:r>
-      <w:proofErr w:type="spellEnd"/>
-      <w:r>
-        <w:t xml:space="preserve"> </w:t>
-      </w:r>
-      <w:proofErr w:type="spellStart"/>
-      <w:r>
-        <w:t>benannt</w:t>
-      </w:r>
-      <w:proofErr w:type="spellEnd"/>
-      <w:r>
-        <w:t>.</w:t>
-      </w:r>
-    </w:p>
-    <w:p>
-      <w:pPr>
-        <w:numPr>
-          <w:ilvl w:val="0"/>
-          <w:numId w:val="21"/>
-        </w:numPr>
-        <w:spacing w:after="80"/>
-        <w:ind w:hanging="271"/>
-        <w:rPr>
-          <w:lang w:val="de-DE"/>
-        </w:rPr>
-      </w:pPr>
-      <w:r>
-        <w:rPr>
-          <w:lang w:val="de-DE"/>
-        </w:rPr>
-        <w:t>Finanz-, Arbeits- und persönliche Daten werden nur mit expliziter Freigabe extern verarbeitet.</w:t>
-      </w:r>
-    </w:p>
-    <w:p>
-      <w:pPr>
-        <w:numPr>
-          <w:ilvl w:val="0"/>
-          <w:numId w:val="21"/>
-        </w:numPr>
-        <w:spacing w:after="80"/>
-        <w:ind w:hanging="271"/>
-        <w:rPr>
-          <w:lang w:val="de-DE"/>
-        </w:rPr>
-      </w:pPr>
-      <w:r>
-        <w:rPr>
-          <w:lang w:val="de-DE"/>
-        </w:rPr>
-        <w:t>Schreibende Aktionen benötigen eine Bestätigung.</w:t>
-      </w:r>
-    </w:p>
-    <w:p>
-      <w:pPr>
-        <w:numPr>
-          <w:ilvl w:val="0"/>
-          <w:numId w:val="21"/>
-        </w:numPr>
-        <w:spacing w:after="80"/>
-        <w:ind w:hanging="271"/>
-        <w:rPr>
-          <w:lang w:val="de-DE"/>
-        </w:rPr>
-      </w:pPr>
-      <w:r>
-        <w:rPr>
-          <w:lang w:val="de-DE"/>
-        </w:rPr>
-        <w:t>KI-Ausgaben werden als Vorschläge und nicht als verbindliche Entscheidungen gespeichert.</w:t>
-      </w:r>
-    </w:p>
-    <w:p>
-      <w:pPr>
-        <w:pStyle w:val="Heading2"/>
-      </w:pPr>
-      <w:r>
-        <w:rPr>
-          <w:rFonts w:ascii="Calibri" w:hAnsi="Calibri"/>
-        </w:rPr>
-        <w:lastRenderedPageBreak/>
-        <w:t xml:space="preserve">5.11 </w:t>
-      </w:r>
-      <w:proofErr w:type="spellStart"/>
-      <w:r>
-        <w:rPr>
-          <w:rFonts w:ascii="Calibri" w:hAnsi="Calibri"/>
-        </w:rPr>
-        <w:t>Einstellungen</w:t>
-      </w:r>
-      <w:proofErr w:type="spellEnd"/>
-    </w:p>
-    <w:p>
-      <w:pPr>
-        <w:pStyle w:val="Heading3"/>
-      </w:pPr>
-      <w:proofErr w:type="spellStart"/>
-      <w:r>
-        <w:rPr>
-          <w:rFonts w:ascii="Calibri" w:hAnsi="Calibri"/>
-        </w:rPr>
-        <w:t>Funktionen</w:t>
-      </w:r>
-      <w:proofErr w:type="spellEnd"/>
-    </w:p>
-    <w:p>
-      <w:pPr>
-        <w:numPr>
-          <w:ilvl w:val="0"/>
-          <w:numId w:val="22"/>
-        </w:numPr>
-        <w:spacing w:after="80"/>
-        <w:ind w:hanging="271"/>
-      </w:pPr>
-      <w:proofErr w:type="spellStart"/>
-      <w:r>
-        <w:t>Profil</w:t>
-      </w:r>
-      <w:proofErr w:type="spellEnd"/>
-      <w:r>
-        <w:t xml:space="preserve"> und </w:t>
-      </w:r>
-      <w:proofErr w:type="spellStart"/>
-      <w:r>
-        <w:t>Anzeigeeinstellungen</w:t>
-      </w:r>
-      <w:proofErr w:type="spellEnd"/>
-      <w:r>
-        <w:t>.</w:t>
-      </w:r>
-    </w:p>
-    <w:p>
-      <w:pPr>
-        <w:numPr>
-          <w:ilvl w:val="0"/>
-          <w:numId w:val="22"/>
-        </w:numPr>
-        <w:spacing w:after="80"/>
-        <w:ind w:hanging="271"/>
-        <w:rPr>
-          <w:lang w:val="de-DE"/>
-        </w:rPr>
-      </w:pPr>
-      <w:r>
-        <w:rPr>
-          <w:lang w:val="de-DE"/>
-        </w:rPr>
-        <w:t>Zeitzone, Sprache, Währung und Wochenbeginn.</w:t>
-      </w:r>
-    </w:p>
-    <w:p>
-      <w:pPr>
-        <w:numPr>
-          <w:ilvl w:val="0"/>
-          <w:numId w:val="22"/>
-        </w:numPr>
-        <w:spacing w:after="80"/>
-        <w:ind w:hanging="271"/>
-        <w:rPr>
-          <w:lang w:val="de-DE"/>
-        </w:rPr>
-      </w:pPr>
-      <w:r>
-        <w:rPr>
-          <w:lang w:val="de-DE"/>
-        </w:rPr>
-        <w:t>Kategorien, Statuswerte und persönliche Präferenzen.</w:t>
-      </w:r>
-    </w:p>
-    <w:p>
-      <w:pPr>
-        <w:numPr>
-          <w:ilvl w:val="0"/>
-          <w:numId w:val="22"/>
-        </w:numPr>
-        <w:spacing w:after="80"/>
-        <w:ind w:hanging="271"/>
-      </w:pPr>
-      <w:proofErr w:type="spellStart"/>
-      <w:r>
-        <w:t>Datenimport</w:t>
-      </w:r>
-      <w:proofErr w:type="spellEnd"/>
-      <w:r>
-        <w:t xml:space="preserve"> und </w:t>
-      </w:r>
-      <w:proofErr w:type="spellStart"/>
-      <w:r>
-        <w:t>Datenexport</w:t>
-      </w:r>
-      <w:proofErr w:type="spellEnd"/>
-      <w:r>
-        <w:t>.</w:t>
-      </w:r>
-    </w:p>
-    <w:p>
-      <w:pPr>
-        <w:numPr>
-          <w:ilvl w:val="0"/>
-          <w:numId w:val="22"/>
-        </w:numPr>
-        <w:spacing w:after="80"/>
-        <w:ind w:hanging="271"/>
-      </w:pPr>
-      <w:proofErr w:type="spellStart"/>
-      <w:r>
-        <w:t>Integrationsverwaltung</w:t>
-      </w:r>
-      <w:proofErr w:type="spellEnd"/>
-      <w:r>
-        <w:t xml:space="preserve"> </w:t>
-      </w:r>
-      <w:proofErr w:type="spellStart"/>
-      <w:r>
-        <w:t>mit</w:t>
-      </w:r>
-      <w:proofErr w:type="spellEnd"/>
-      <w:r>
-        <w:t xml:space="preserve"> </w:t>
-      </w:r>
-      <w:proofErr w:type="spellStart"/>
-      <w:r>
-        <w:t>Berechtigungsübersicht</w:t>
-      </w:r>
-      <w:proofErr w:type="spellEnd"/>
-      <w:r>
-        <w:t>.</w:t>
-      </w:r>
-    </w:p>
-    <w:p>
-      <w:pPr>
-        <w:numPr>
-          <w:ilvl w:val="0"/>
-          <w:numId w:val="22"/>
-        </w:numPr>
-        <w:spacing w:after="80"/>
-        <w:ind w:hanging="271"/>
-      </w:pPr>
-      <w:r>
-        <w:t>KI-</w:t>
-      </w:r>
-      <w:proofErr w:type="spellStart"/>
-      <w:r>
-        <w:t>Einstellungen</w:t>
-      </w:r>
-      <w:proofErr w:type="spellEnd"/>
-      <w:r>
-        <w:t xml:space="preserve"> und </w:t>
-      </w:r>
-      <w:proofErr w:type="spellStart"/>
-      <w:r>
-        <w:t>Datenfreigaben</w:t>
-      </w:r>
-      <w:proofErr w:type="spellEnd"/>
-      <w:r>
-        <w:t>.</w:t>
-      </w:r>
-    </w:p>
-    <w:p>
-      <w:pPr>
-        <w:numPr>
-          <w:ilvl w:val="0"/>
-          <w:numId w:val="22"/>
-        </w:numPr>
-        <w:spacing w:after="80"/>
-        <w:ind w:hanging="271"/>
-      </w:pPr>
-      <w:proofErr w:type="spellStart"/>
-      <w:r>
-        <w:t>Sicherheitsoptionen</w:t>
-      </w:r>
-      <w:proofErr w:type="spellEnd"/>
-      <w:r>
-        <w:t xml:space="preserve">, </w:t>
-      </w:r>
-      <w:proofErr w:type="spellStart"/>
-      <w:r>
-        <w:t>Sitzungen</w:t>
-      </w:r>
-      <w:proofErr w:type="spellEnd"/>
-      <w:r>
-        <w:t xml:space="preserve"> und </w:t>
-      </w:r>
-      <w:proofErr w:type="spellStart"/>
-      <w:r>
-        <w:t>Geräte</w:t>
-      </w:r>
-      <w:proofErr w:type="spellEnd"/>
-      <w:r>
-        <w:t>.</w:t>
-      </w:r>
-    </w:p>
-    <w:p>
-      <w:pPr>
-        <w:numPr>
-          <w:ilvl w:val="0"/>
-          <w:numId w:val="22"/>
-        </w:numPr>
-        <w:spacing w:after="80"/>
-        <w:ind w:hanging="271"/>
-        <w:rPr>
-          <w:lang w:val="de-DE"/>
-        </w:rPr>
-      </w:pPr>
-      <w:r>
-        <w:rPr>
-          <w:lang w:val="de-DE"/>
-        </w:rPr>
-        <w:t>Löschung einzelner Datenbereiche oder des gesamten Profils.</w:t>
-      </w:r>
-    </w:p>
-    <w:p>
-      <w:pPr>
-        <w:numPr>
-          <w:ilvl w:val="0"/>
-          <w:numId w:val="22"/>
-        </w:numPr>
-        <w:spacing w:after="80"/>
-        <w:ind w:hanging="271"/>
-      </w:pPr>
-      <w:r>
-        <w:t xml:space="preserve">Audit- und </w:t>
-      </w:r>
-      <w:proofErr w:type="spellStart"/>
-      <w:r>
-        <w:t>Aktivitätsprotokoll</w:t>
-      </w:r>
-      <w:proofErr w:type="spellEnd"/>
-      <w:r>
-        <w:t>.</w:t>
+      </w:pPr>
+      <w:r>
+        <w:t>5.13 Umsetzungsstand Einkaufsliste</w:t>
+      </w:r>
+    </w:p>
+    <w:p>
+      <w:pPr/>
+      <w:r>
+        <w:t>Die lokale Einkaufsliste ist als eigenes, besitzgebundenes Fachmodul umgesetzt. Pro Besitzer gibt es genau eine aktive Liste; archivierte Listen bleiben erhalten. Positionen werden zunächst als flüchtige Vorschau aus Text zerlegt und erst nach ausdrücklicher Bestätigung atomar gespeichert.</w:t>
+      </w:r>
+    </w:p>
+    <w:p>
+      <w:pPr/>
+      <w:r>
+        <w:t>Die erste Version verwendet zehn dokumentierte Systemkategorien. Unbekannte Begriffe erscheinen sichtbar als Sonstiges. Stück, Packung, Gramm, Kilogramm, Milliliter und Liter werden strukturiert erkannt; andere Mengen bleiben als sichtbarer Text erhalten. Eine persönliche Kategorieregel entsteht nur nach einer separaten Bestätigung.</w:t>
+      </w:r>
+    </w:p>
+    <w:p>
+      <w:pPr/>
+      <w:r>
+        <w:t>Die Migration 20260921190000_grocery_lists ist für PostgreSQL und SQLite versioniert. Parser, Besitzgrenzen, Atomarität, Migration, Import und Recovery sind lokal geprüft. Die responsive gemeinsame React-Oberfläche ist zusätzlich in Desktop- und Smartphone-Chrome nachgewiesen; der frische PostgreSQL-Lauf umfasst alle Migrationen und den Einkaufslisten-Integrationstest. Die Pflicht-CI der Daten-/API- und UI-Lieferstufen war vor dem jeweiligen Merge vollständig grün.</w:t>
+      </w:r>
+    </w:p>
+    <w:p>
+      <w:pPr/>
+      <w:r>
+        <w:t>Audio, Teiltranskripte und Rohtranskripte werden nicht an die LifeOS-API übertragen und nicht in Datenbank, Browser-Storage, Service-Worker-Cache, Logs, Audit oder Backup gespeichert. Text und Betriebssystem-Diktat bleiben der vollständige Basispfad. Der reproduzierbare App-Bundle-Test öffnet kein Mikrofon, fordert keine Berechtigung an und installiert kein Sprachmodell; einen Cloud-Fallback gibt es nicht.</w:t>
       </w:r>
     </w:p>
     <w:p>
@@ -6702,6 +6892,94 @@
           <w:lang w:val="de-DE"/>
         </w:rPr>
         <w:t>Erst danach wird er gespeichert oder exportiert.</w:t>
+      </w:r>
+    </w:p>
+    <w:p>
+      <w:pPr>
+        <w:pStyle w:val="Heading2"/>
+      </w:pPr>
+      <w:r>
+        <w:t>6.6 Einkaufsliste per Text oder Systemdiktat erfassen</w:t>
+      </w:r>
+    </w:p>
+    <w:p>
+      <w:pPr>
+        <w:numPr>
+          <w:ilvl w:val="0"/>
+          <w:numId w:val="51"/>
+        </w:numPr>
+        <w:spacing w:after="80"/>
+        <w:ind w:hanging="271"/>
+        <w:rPr>
+          <w:lang w:val="de-DE"/>
+        </w:rPr>
+      </w:pPr>
+      <w:r>
+        <w:t>Anton öffnet die aktive Einkaufsliste.</w:t>
+      </w:r>
+    </w:p>
+    <w:p>
+      <w:pPr>
+        <w:numPr>
+          <w:ilvl w:val="0"/>
+          <w:numId w:val="51"/>
+        </w:numPr>
+        <w:spacing w:after="80"/>
+        <w:ind w:hanging="271"/>
+        <w:rPr>
+          <w:lang w:val="de-DE"/>
+        </w:rPr>
+      </w:pPr>
+      <w:r>
+        <w:t>Er schreibt oder nutzt das Betriebssystem-Diktat, zum Beispiel für zwei Liter Milch, Käse, Hähnchenbrust, Chips und sechs Äpfel.</w:t>
+      </w:r>
+    </w:p>
+    <w:p>
+      <w:pPr>
+        <w:numPr>
+          <w:ilvl w:val="0"/>
+          <w:numId w:val="51"/>
+        </w:numPr>
+        <w:spacing w:after="80"/>
+        <w:ind w:hanging="271"/>
+        <w:rPr>
+          <w:lang w:val="de-DE"/>
+        </w:rPr>
+      </w:pPr>
+      <w:r>
+        <w:t>Das System zeigt einzelne Positionen mit Menge und vorgeschlagener Kategorie als bearbeitbare Vorschau.</w:t>
+      </w:r>
+    </w:p>
+    <w:p>
+      <w:pPr>
+        <w:numPr>
+          <w:ilvl w:val="0"/>
+          <w:numId w:val="51"/>
+        </w:numPr>
+        <w:spacing w:after="80"/>
+        <w:ind w:hanging="271"/>
+        <w:rPr>
+          <w:lang w:val="de-DE"/>
+        </w:rPr>
+      </w:pPr>
+      <w:r>
+        <w:t>Anton korrigiert bei Bedarf Bezeichnung, Menge oder Kategorie.</w:t>
+      </w:r>
+    </w:p>
+    <w:p>
+      <w:pPr>
+        <w:numPr>
+          <w:ilvl w:val="0"/>
+          <w:numId w:val="51"/>
+        </w:numPr>
+        <w:spacing w:after="80"/>
+        <w:ind w:hanging="271"/>
+        <w:rPr>
+          <w:lang w:val="de-DE"/>
+        </w:rPr>
+      </w:pPr>
+      <w:r>
+        <w:t>Erst nach seiner Bestätigung werden alle gültigen Positionen gemeinsam gespeichert und nach Kategorien gruppiert.</w:t>
       </w:r>
     </w:p>
     <w:p>
@@ -9782,6 +10060,94 @@
           </w:p>
         </w:tc>
       </w:tr>
+      <w:tr>
+        <w:tc>
+          <w:tcPr>
+            <w:tcW w:w="2200" w:type="dxa"/>
+          </w:tcPr>
+          <w:p>
+            <w:r>
+              <w:t>Einkaufsliste</w:t>
+            </w:r>
+          </w:p>
+        </w:tc>
+        <w:tc>
+          <w:tcPr>
+            <w:tcW w:w="7160" w:type="dxa"/>
+          </w:tcPr>
+          <w:p>
+            <w:r>
+              <w:t>id, nutzer_id, titel, status, archiviert_am, erstellt_am, aktualisiert_am</w:t>
+            </w:r>
+          </w:p>
+        </w:tc>
+      </w:tr>
+      <w:tr>
+        <w:tc>
+          <w:tcPr>
+            <w:tcW w:w="2200" w:type="dxa"/>
+          </w:tcPr>
+          <w:p>
+            <w:r>
+              <w:t>Einkaufsposition</w:t>
+            </w:r>
+          </w:p>
+        </w:tc>
+        <w:tc>
+          <w:tcPr>
+            <w:tcW w:w="7160" w:type="dxa"/>
+          </w:tcPr>
+          <w:p>
+            <w:r>
+              <w:t>id, einkaufsliste_id, nutzer_id, bezeichnung, menge, einheit, kategorie_id, status, quelle, sortierung</w:t>
+            </w:r>
+          </w:p>
+        </w:tc>
+      </w:tr>
+      <w:tr>
+        <w:tc>
+          <w:tcPr>
+            <w:tcW w:w="2200" w:type="dxa"/>
+          </w:tcPr>
+          <w:p>
+            <w:r>
+              <w:t>Einkaufskategorie</w:t>
+            </w:r>
+          </w:p>
+        </w:tc>
+        <w:tc>
+          <w:tcPr>
+            <w:tcW w:w="7160" w:type="dxa"/>
+          </w:tcPr>
+          <w:p>
+            <w:r>
+              <w:t>id, nutzer_id, name, sortierung, farbe, aktiv</w:t>
+            </w:r>
+          </w:p>
+        </w:tc>
+      </w:tr>
+      <w:tr>
+        <w:tc>
+          <w:tcPr>
+            <w:tcW w:w="2200" w:type="dxa"/>
+          </w:tcPr>
+          <w:p>
+            <w:r>
+              <w:t>Kategorisierungsregel</w:t>
+            </w:r>
+          </w:p>
+        </w:tc>
+        <w:tc>
+          <w:tcPr>
+            <w:tcW w:w="7160" w:type="dxa"/>
+          </w:tcPr>
+          <w:p>
+            <w:r>
+              <w:t>id, nutzer_id, normalisierter_begriff, kategorie_id, ursprung</w:t>
+            </w:r>
+          </w:p>
+        </w:tc>
+      </w:tr>
     </w:tbl>
     <w:p>
       <w:pPr>
@@ -9968,6 +10334,32 @@
           <w:lang w:val="de-DE"/>
         </w:rPr>
         <w:t>KI-Anfragen speichern Quellenverweise, aber keine unkontrollierten Schattenkopien sensibler Daten.</w:t>
+      </w:r>
+    </w:p>
+    <w:p>
+      <w:pPr>
+        <w:numPr>
+          <w:ilvl w:val="0"/>
+          <w:numId w:val="18"/>
+        </w:numPr>
+        <w:spacing w:after="80"/>
+        <w:ind w:hanging="271"/>
+      </w:pPr>
+      <w:r>
+        <w:t>Eine Einkaufsliste besitzt viele Einkaufspositionen; jede Position gehört genau einer Kategorie und demselben Besitzer wie die Liste.</w:t>
+      </w:r>
+    </w:p>
+    <w:p>
+      <w:pPr>
+        <w:numPr>
+          <w:ilvl w:val="0"/>
+          <w:numId w:val="18"/>
+        </w:numPr>
+        <w:spacing w:after="80"/>
+        <w:ind w:hanging="271"/>
+      </w:pPr>
+      <w:r>
+        <w:t>Persönliche Kategorisierungsregeln entstehen nur aus ausdrücklich bestätigten Korrekturen und verändern andere Module nicht automatisch.</w:t>
       </w:r>
     </w:p>
     <w:p>
@@ -11941,10 +12333,7 @@
         </w:rPr>
       </w:pPr>
       <w:r>
-        <w:rPr>
-          <w:lang w:val="de-DE"/>
-        </w:rPr>
-        <w:t>Sprachsteuerung und mobile native Apps.</w:t>
+        <w:t>Allgemeine Sprachsteuerung und mobile native Apps. Die geplante, eng begrenzte Spracheingabe für die Einkaufsliste ist eine spätere Erweiterung und keine allgemeine Sprachsteuerung.</w:t>
       </w:r>
     </w:p>
     <w:p>
@@ -12619,6 +13008,38 @@
           </w:p>
         </w:tc>
       </w:tr>
+      <w:tr>
+        <w:tc>
+          <w:tcPr>
+            <w:tcW w:w="2100" w:type="dxa"/>
+          </w:tcPr>
+          <w:p>
+            <w:r>
+              <w:t>1.1</w:t>
+            </w:r>
+          </w:p>
+        </w:tc>
+        <w:tc>
+          <w:tcPr>
+            <w:tcW w:w="2500" w:type="dxa"/>
+          </w:tcPr>
+          <w:p>
+            <w:r>
+              <w:t>Einkaufsliste und Spracheingabe</w:t>
+            </w:r>
+          </w:p>
+        </w:tc>
+        <w:tc>
+          <w:tcPr>
+            <w:tcW w:w="4760" w:type="dxa"/>
+          </w:tcPr>
+          <w:p>
+            <w:r>
+              <w:t>Daten, API und responsive Oberfläche umgesetzt; lokaler Mikrofonmodus bis zum Offline-End-to-End-Nachweis gesperrt</w:t>
+            </w:r>
+          </w:p>
+        </w:tc>
+      </w:tr>
     </w:tbl>
     <w:p>
       <w:pPr>
@@ -13566,6 +13987,79 @@
         <w:pStyle w:val="Heading2"/>
       </w:pPr>
       <w:r>
+        <w:t>Einkaufsliste und Spracheingabe</w:t>
+      </w:r>
+    </w:p>
+    <w:p>
+      <w:pPr>
+        <w:numPr>
+          <w:ilvl w:val="0"/>
+          <w:numId w:val="18"/>
+        </w:numPr>
+        <w:spacing w:after="80"/>
+        <w:ind w:hanging="271"/>
+      </w:pPr>
+      <w:r>
+        <w:t>Mehrere geschriebene oder diktierte Lebensmittel erscheinen vor dem Speichern als einzelne bearbeitbare Vorschaupositionen.</w:t>
+      </w:r>
+    </w:p>
+    <w:p>
+      <w:pPr>
+        <w:numPr>
+          <w:ilvl w:val="0"/>
+          <w:numId w:val="18"/>
+        </w:numPr>
+        <w:spacing w:after="80"/>
+        <w:ind w:hanging="271"/>
+      </w:pPr>
+      <w:r>
+        <w:t>Käse wird nachvollziehbar Milchprodukte und Eiern, Chips werden Snacks und Süßem zugeordnet; unbekannte Begriffe bleiben sichtbar unter Sonstiges.</w:t>
+      </w:r>
+    </w:p>
+    <w:p>
+      <w:pPr>
+        <w:numPr>
+          <w:ilvl w:val="0"/>
+          <w:numId w:val="18"/>
+        </w:numPr>
+        <w:spacing w:after="80"/>
+        <w:ind w:hanging="271"/>
+      </w:pPr>
+      <w:r>
+        <w:t>Ohne ausdrückliche Bestätigung entsteht kein Einkaufsdatensatz; eine Bestätigung schreibt entweder alle gültigen Positionen oder keine.</w:t>
+      </w:r>
+    </w:p>
+    <w:p>
+      <w:pPr>
+        <w:numPr>
+          <w:ilvl w:val="0"/>
+          <w:numId w:val="18"/>
+        </w:numPr>
+        <w:spacing w:after="80"/>
+        <w:ind w:hanging="271"/>
+      </w:pPr>
+      <w:r>
+        <w:t>Der vollständige Text- und Systemdiktat-Weg funktioniert unabhängig vom bewusst nicht freigegebenen LifeOS-Mikrofonmodus.</w:t>
+      </w:r>
+    </w:p>
+    <w:p>
+      <w:pPr>
+        <w:numPr>
+          <w:ilvl w:val="0"/>
+          <w:numId w:val="18"/>
+        </w:numPr>
+        <w:spacing w:after="80"/>
+        <w:ind w:hanging="271"/>
+      </w:pPr>
+      <w:r>
+        <w:t>Audio wird weder gespeichert noch protokolliert oder an die LifeOS-API übertragen. Ein eigener Mikrofonmodus ist nicht implementiert und darf später keinen stillen Cloud-Rückfall besitzen.</w:t>
+      </w:r>
+    </w:p>
+    <w:p>
+      <w:pPr>
+        <w:pStyle w:val="Heading2"/>
+      </w:pPr>
+      <w:r>
         <w:rPr>
           <w:rFonts w:ascii="Calibri" w:hAnsi="Calibri"/>
         </w:rPr>
@@ -13993,6 +14487,32 @@
     </w:p>
     <w:p>
       <w:pPr>
+        <w:numPr>
+          <w:ilvl w:val="0"/>
+          <w:numId w:val="18"/>
+        </w:numPr>
+        <w:spacing w:after="80"/>
+        <w:ind w:hanging="271"/>
+      </w:pPr>
+      <w:r>
+        <w:t>Für die erste Einkaufslisten-Version ist genau eine aktive Liste pro Besitzer entschieden; archivierte Listen bleiben erhalten.</w:t>
+      </w:r>
+    </w:p>
+    <w:p>
+      <w:pPr>
+        <w:numPr>
+          <w:ilvl w:val="0"/>
+          <w:numId w:val="18"/>
+        </w:numPr>
+        <w:spacing w:after="80"/>
+        <w:ind w:hanging="271"/>
+      </w:pPr>
+      <w:r>
+        <w:t>Offen bleibt, ob ein eigener Mikrofonmodus nach installiertem deutschem Modell, erteilten Systemberechtigungen und bestandenem Offline-End-to-End-Test in einer späteren Mac-Lieferstufe freigegeben wird.</w:t>
+      </w:r>
+    </w:p>
+    <w:p>
+      <w:pPr>
         <w:rPr>
           <w:lang w:val="de-DE"/>
         </w:rPr>
@@ -14196,6 +14716,12 @@
     <w:p>
       <w:r>
         <w:t>Änderungsstand 07.09.2026: Der lokal erfolgreiche M6-Nachweis und der vollständige Sicherheits-, Integritäts- und Stabilitätsreview wurden ergänzt. Dazu gehören stärkere Passwortableitung, Sitzungs- und Login-Härtung, externe Netzwerk- und Backup-Grenzen, Dokumentintegrität, Browser-CSP, Sidecar-Isolation und Einzelinstanzschutz. Die öffentliche Produktfreigabe und ihre externen Apple- und Geräte-Gates bleiben ausdrücklich aufgeschoben.</w:t>
+      </w:r>
+    </w:p>
+    <w:p>
+      <w:pPr/>
+      <w:r>
+        <w:t>Änderungsstand 22.09.2026: Datenmodell, Parser, API und responsive Einkaufsliste mit atomarer Bestätigung, Archiv, Systemkategorien und ausdrücklich bestätigten persönlichen Regeln sind umgesetzt und lokal sowie in der Pflicht-CI geprüft. Der read-only ARM64-App-Bundle-Test bestätigt deutsche Apple-Speech-Unterstützung, aber kein installiertes deutsches SpeechTranscriber-Modell und keinen berechtigten Offline-End-to-End-Lauf. Deshalb bleibt der eigene Mikrofonmodus ohne Cloud-Fallback gesperrt.</w:t>
       </w:r>
     </w:p>
     <w:p>
@@ -14273,7 +14799,7 @@
         <w:color w:val="667085"/>
         <w:sz w:val="18"/>
       </w:rPr>
-      <w:t>0.6  |</w:t>
+      <w:t>0.8  |</w:t>
     </w:r>
     <w:proofErr w:type="gramEnd"/>
     <w:r>
@@ -14931,6 +15457,12 @@
     </w:lvlOverride>
   </w:num>
   <w:num w:numId="50" w16cid:durableId="40248940">
+    <w:abstractNumId w:val="9"/>
+    <w:lvlOverride w:ilvl="0">
+      <w:startOverride w:val="1"/>
+    </w:lvlOverride>
+  </w:num>
+  <w:num w:numId="51" w16cid:durableId="310720333">
     <w:abstractNumId w:val="9"/>
     <w:lvlOverride w:ilvl="0">
       <w:startOverride w:val="1"/>

--- a/LifeOS Leitfaden.docx
+++ b/LifeOS Leitfaden.docx
@@ -72,7 +72,7 @@
         </w:rPr>
       </w:pPr>
       <w:r>
-        <w:t>Stand: 22.09.2026</w:t>
+        <w:t>Stand: 24.09.2026</w:t>
       </w:r>
     </w:p>
     <w:p>
@@ -174,7 +174,7 @@
         </w:rPr>
       </w:pPr>
       <w:r>
-        <w:t>Stand: 22.09.2026</w:t>
+        <w:t>Stand: 24.09.2026</w:t>
       </w:r>
     </w:p>
     <w:p>
@@ -6047,6 +6047,11 @@
       </w:r>
     </w:p>
     <w:p>
+      <w:r>
+        <w:t>Umsetzungsstand 24.09.2026: CalDAV- und GitHub-Verbindungen liegen in der gemeinsamen Oberfläche ausschließlich unter Einstellungen im Abschnitt Integrationen. Sicherheitsgrenzen, Standarddeaktivierung und Bestätigungsabläufe bleiben unverändert.</w:t>
+      </w:r>
+    </w:p>
+    <w:p>
       <w:pPr>
         <w:pStyle w:val="Heading2"/>
       </w:pPr>
@@ -14722,6 +14727,11 @@
       <w:pPr/>
       <w:r>
         <w:t>Änderungsstand 22.09.2026: Datenmodell, Parser, API und responsive Einkaufsliste mit atomarer Bestätigung, Archiv, Systemkategorien und ausdrücklich bestätigten persönlichen Regeln sind umgesetzt und lokal sowie in der Pflicht-CI geprüft. Der read-only ARM64-App-Bundle-Test bestätigt deutsche Apple-Speech-Unterstützung, aber kein installiertes deutsches SpeechTranscriber-Modell und keinen berechtigten Offline-End-to-End-Lauf. Deshalb bleibt der eigene Mikrofonmodus ohne Cloud-Fallback gesperrt.</w:t>
+      </w:r>
+    </w:p>
+    <w:p>
+      <w:r>
+        <w:t>Änderungsstand 24.09.2026: Integrationen wurden in der gemeinsamen Desktop- und Smartphone-Navigation unter Einstellungen eingeordnet. Der bestehende read-only-Funktionsumfang, die Tastaturbedienung und die schnellen Neuanlagen für Aufgaben, Termine und Studium wurden lokal geprüft.</w:t>
       </w:r>
     </w:p>
     <w:p>

--- a/LifeOS Leitfaden.docx
+++ b/LifeOS Leitfaden.docx
@@ -783,24 +783,7 @@
         </w:rPr>
       </w:pPr>
       <w:r>
-        <w:rPr>
-          <w:lang w:val="de-DE"/>
-        </w:rPr>
-        <w:t xml:space="preserve">Die Hauptnavigation besteht </w:t>
-      </w:r>
-      <w:proofErr w:type="gramStart"/>
-      <w:r>
-        <w:rPr>
-          <w:lang w:val="de-DE"/>
-        </w:rPr>
-        <w:t>aus folgenden</w:t>
-      </w:r>
-      <w:proofErr w:type="gramEnd"/>
-      <w:r>
-        <w:rPr>
-          <w:lang w:val="de-DE"/>
-        </w:rPr>
-        <w:t xml:space="preserve"> Bereichen:</w:t>
+        <w:t>Die aktuelle Hauptnavigation enthält keinen Finanzbereich. Die nachfolgende Liste zeigt die verbleibenden Bereiche; die Finanzabschnitte und älteren Tabellen dieses Leitfadens dokumentieren den historischen Ausgangsstand. Maßgeblich für den Kohärenzumbau sind der beschlossene Paketplan und die Fortschrittsdatei.</w:t>
       </w:r>
     </w:p>
     <w:p>
@@ -853,21 +836,6 @@
       <w:r>
         <w:t>Projekte</w:t>
       </w:r>
-    </w:p>
-    <w:p>
-      <w:pPr>
-        <w:numPr>
-          <w:ilvl w:val="0"/>
-          <w:numId w:val="1"/>
-        </w:numPr>
-        <w:spacing w:after="80"/>
-        <w:ind w:hanging="271"/>
-      </w:pPr>
-      <w:proofErr w:type="spellStart"/>
-      <w:r>
-        <w:t>Finanzen</w:t>
-      </w:r>
-      <w:proofErr w:type="spellEnd"/>
     </w:p>
     <w:p>
       <w:pPr>
@@ -4032,12 +4000,12 @@
         </w:rPr>
       </w:pPr>
       <w:r>
-        <w:rPr>
-          <w:rFonts w:ascii="Calibri" w:hAnsi="Calibri"/>
-          <w:lang w:val="de-DE"/>
-        </w:rPr>
-        <w:lastRenderedPageBreak/>
-        <w:t>5.5 Finanzen</w:t>
+        <w:t>5.5 Finanzen (historischer Ausgangsstand)</w:t>
+      </w:r>
+    </w:p>
+    <w:p>
+      <w:r>
+        <w:t>Stand 25.09.2026, Paket 2 noch ohne CI-/Merge-Abnahme: Finanznavigation, Finanzansicht, Finanz-API und aktive Finanzverträge sind im Paketbranch entfernt. Alte /api/v1/finance-Pfade antworten mit 404 NOT_FOUND. Historische Finanzmodelle und Bestandsdaten werden nicht stillschweigend gelöscht; ihre gesicherte Migration ist Paket 3. Die folgenden Funktionen sind kein aktuelles Produktversprechen. Der verbindliche Kohärenzplan und docs/coherence-progress.md trennen Ziel und geprüften Lieferstand.</w:t>
       </w:r>
     </w:p>
     <w:p>
@@ -5861,7 +5829,7 @@
         <w:rPr>
           <w:lang w:val="de-DE"/>
         </w:rPr>
-        <w:t>Zeitzone, Sprache, Währung und Wochenbeginn.</w:t>
+        <w:t>Zeitzone, Sprache und Wochenbeginn.</w:t>
       </w:r>
     </w:p>
     <w:p>
@@ -6049,6 +6017,11 @@
     <w:p>
       <w:r>
         <w:t>Umsetzungsstand 24.09.2026: CalDAV- und GitHub-Verbindungen liegen in der gemeinsamen Oberfläche ausschließlich unter Einstellungen im Abschnitt Integrationen. Sicherheitsgrenzen, Standarddeaktivierung und Bestätigungsabläufe bleiben unverändert.</w:t>
+      </w:r>
+    </w:p>
+    <w:p>
+      <w:r>
+        <w:t>Umsetzungsstand 25.09.2026: Die ausschließlich für Finanzen benötigte Währungseinstellung ist aus dem aktiven Profilvertrag entfernt. Profil- und Einstellungsantworten enthalten keine Währung mehr, und ein Schreibversuch mit einer Währung wird abgewiesen. Der gespeicherte Bestandswert bleibt bis zur gesicherten Datenmigration in Paket 3 unverändert erhalten.</w:t>
       </w:r>
     </w:p>
     <w:p>
@@ -14727,6 +14700,11 @@
       <w:pPr/>
       <w:r>
         <w:t>Änderungsstand 22.09.2026: Datenmodell, Parser, API und responsive Einkaufsliste mit atomarer Bestätigung, Archiv, Systemkategorien und ausdrücklich bestätigten persönlichen Regeln sind umgesetzt und lokal sowie in der Pflicht-CI geprüft. Der read-only ARM64-App-Bundle-Test bestätigt deutsche Apple-Speech-Unterstützung, aber kein installiertes deutsches SpeechTranscriber-Modell und keinen berechtigten Offline-End-to-End-Lauf. Deshalb bleibt der eigene Mikrofonmodus ohne Cloud-Fallback gesperrt.</w:t>
+      </w:r>
+    </w:p>
+    <w:p>
+      <w:r>
+        <w:t>Änderungsstand 25.09.2026: Die Finanzfunktionen sind im Kohärenzpaket 2 aus Navigation, Oberfläche, API und aktiven Verträgen entfernt und lokal mit synthetischen Tests geprüft. Historische Daten und Migrationen bleiben bis Paket 3 unverändert. Die Pflicht-CI und der Merge von Paket 2 stehen noch aus; historische Finanzabschnitte gelten nicht als aktive Funktionsbeschreibung.</w:t>
       </w:r>
     </w:p>
     <w:p>

--- a/LifeOS Leitfaden.docx
+++ b/LifeOS Leitfaden.docx
@@ -4005,7 +4005,7 @@
     </w:p>
     <w:p>
       <w:r>
-        <w:t>Stand 25.09.2026, Paket 2 noch ohne CI-/Merge-Abnahme: Finanznavigation, Finanzansicht, Finanz-API und aktive Finanzverträge sind im Paketbranch entfernt. Alte /api/v1/finance-Pfade antworten mit 404 NOT_FOUND. Historische Finanzmodelle und Bestandsdaten werden nicht stillschweigend gelöscht; ihre gesicherte Migration ist Paket 3. Die folgenden Funktionen sind kein aktuelles Produktversprechen. Der verbindliche Kohärenzplan und docs/coherence-progress.md trennen Ziel und geprüften Lieferstand.</w:t>
+        <w:t>Stand 25.09.2026, Paket 3 umgesetzt: Finanznavigation, Finanzansicht, Finanz-API und aktive Finanzverträge sind in Paket 2 entfernt und über PR #122 integriert. Paket 3 entfernt zusätzlich Finanzmodelle, Finanztabellen, die zugehörigen Enums, das gespeicherte Währungsfeld und den Aufgabenbereich Finanzen über die versionierte Migration 20260925120000_remove_finance_module; vorhandene Aufgaben mit dem früheren Bereich Finanzen wurden datenerhaltend zu Persönlich überführt. Alte /api/v1/finance-Pfade antworten mit 404 NOT_FOUND. Vor jeder destruktiven Migration verlangt LifeOS ein geprüftes Backup: PostgreSQL nur mit Dump samt SHA-256, der Mac-Sidecar erzeugt selbst ein vollständiges und geprüftes Datenbank- und Dokumentenbackup, bevor er migriert. Entfernte Finanzdaten lassen sich nur aus einem vorher erstellten Backup in ein neues Ziel wiederherstellen; ein App-Downgrade ist kein Rollback. Die folgenden Funktionen sind historischer Ausgangsstand und kein aktuelles Produktversprechen.</w:t>
       </w:r>
     </w:p>
     <w:p>
@@ -4246,7 +4246,7 @@
         <w:rPr>
           <w:lang w:val="de-DE"/>
         </w:rPr>
-        <w:t>Beträge werden mit Währung und Buchungsdatum gespeichert.</w:t>
+        <w:t>Beträge wurden als ganze kleinste Währungseinheiten mit Währung und Buchungsdatum gespeichert (historisch).</w:t>
       </w:r>
     </w:p>
     <w:p>
@@ -4727,7 +4727,7 @@
         <w:rPr>
           <w:lang w:val="de-DE"/>
         </w:rPr>
-        <w:t>Kategorien: Studium, Arbeit, Projekt, Finanzen, Fitness, Privat.</w:t>
+        <w:t>Kategorien: Studium, Arbeit, Projekte, Fitness, Persönlich.</w:t>
       </w:r>
     </w:p>
     <w:p>
@@ -6021,7 +6021,7 @@
     </w:p>
     <w:p>
       <w:r>
-        <w:t>Umsetzungsstand 25.09.2026: Die ausschließlich für Finanzen benötigte Währungseinstellung ist aus dem aktiven Profilvertrag entfernt. Profil- und Einstellungsantworten enthalten keine Währung mehr, und ein Schreibversuch mit einer Währung wird abgewiesen. Der gespeicherte Bestandswert bleibt bis zur gesicherten Datenmigration in Paket 3 unverändert erhalten.</w:t>
+        <w:t>Umsetzungsstand 25.09.2026: Die ausschließlich für Finanzen benötigte Währungseinstellung ist aus dem aktiven Profilvertrag entfernt und seit Paket 3 auch aus Datenbank und Modell entfernt. Profil- und Einstellungsantworten enthalten keine Währung mehr, und ein Schreibversuch mit einer Währung wird abgewiesen.</w:t>
       </w:r>
     </w:p>
     <w:p>
@@ -10273,7 +10273,7 @@
         <w:rPr>
           <w:lang w:val="de-DE"/>
         </w:rPr>
-        <w:t>Aufgaben können auf Entitäten in Studium, Arbeit, Projekten, Finanzen oder Fitness verweisen.</w:t>
+        <w:t>Aufgaben können auf Entitäten in Studium, Arbeit, Projekten, Fitness oder Persönlich verweisen; der frühere Bereich Finanzen ist in Paket 3 entfallen.</w:t>
       </w:r>
     </w:p>
     <w:p>
@@ -14422,7 +14422,7 @@
         <w:rPr>
           <w:lang w:val="de-DE"/>
         </w:rPr>
-        <w:t>Welche Finanzkategorien und Währungen werden tatsächlich benötigt?</w:t>
+        <w:t>Welche Finanzkategorien und Währungen werden tatsächlich benötigt? Diese Frage ist durch den Kohärenzumbau beantwortet: keine. Finanzen sind in den Paketen 2 und 3 vollständig entfernt.</w:t>
       </w:r>
     </w:p>
     <w:p>
@@ -14704,7 +14704,7 @@
     </w:p>
     <w:p>
       <w:r>
-        <w:t>Änderungsstand 25.09.2026: Die Finanzfunktionen sind im Kohärenzpaket 2 aus Navigation, Oberfläche, API und aktiven Verträgen entfernt und lokal mit synthetischen Tests geprüft. Historische Daten und Migrationen bleiben bis Paket 3 unverändert. Die Pflicht-CI und der Merge von Paket 2 stehen noch aus; historische Finanzabschnitte gelten nicht als aktive Funktionsbeschreibung.</w:t>
+        <w:t>Änderungsstand 25.09.2026: Paket 2 ist über PR #122 mit beiden Pflichtchecks integriert. Paket 3 entfernt Finanzmodelle, Finanz-Enums, die Finanztabellen und das gespeicherte Währungsfeld über die versionierte Migration 20260925120000_remove_finance_module und überführt Aufgaben mit dem früheren Bereich Finanzen datenerhaltend zu Persönlich. Vor destruktiven Migrationen ist ein geprüftes Backup verpflichtend: PostgreSQL nur mit Dump samt SHA-256, der Mac-Sidecar erzeugt automatisch ein vollständiges und geprüftes Datenbank- und Dokumentenbackup. Historische Finanzabschnitte bleiben als historischer Stand erkennbar.</w:t>
       </w:r>
     </w:p>
     <w:p>

--- a/LifeOS Leitfaden.docx
+++ b/LifeOS Leitfaden.docx
@@ -2578,6 +2578,25 @@
     </w:p>
     <w:p>
       <w:pPr>
+        <w:numPr>
+          <w:ilvl w:val="0"/>
+          <w:numId w:val="5"/>
+        </w:numPr>
+        <w:spacing w:after="80"/>
+        <w:ind w:hanging="271"/>
+        <w:rPr>
+          <w:lang w:val="de-DE"/>
+        </w:rPr>
+      </w:pPr>
+      <w:r>
+        <w:rPr>
+          <w:lang w:val="de-DE"/>
+        </w:rPr>
+        <w:t>Umsetzungsstand 25.09.2026 (Paket 6, lokal umgesetzt und geprüft): Die Studienübersicht bleibt unverändert bestehen und öffnet je Modul eine eigene, besitzgebundene Moduldetailansicht mit Titel, Kürzel, Studienabschnitt samt Zeitraum, Status, Leistungspunkten, Note, Notizen, Suchfreigabe, Archivzustand und Dokumentverweisen. Zugehörige Objekte stammen ausschließlich aus vorhandenen Besitzfiltern: aktive und archivierte Aufgaben über den Modulbezug, Studieneinträge über ihr Modul, Notizen und Dokumente über ihre echte Modulbeziehung; freie Dokumentverweise bleiben getrennte, unverbindliche Angaben. Modul und Studieneintrag werden über die vorhandenen Studienformulare bearbeitet, Aufgaben über den gemeinsamen Aufgabeneditor. Zeitgebundene Einträge behalten beim Bearbeiten ihre gespeicherte Zeitzone und ihren Zeitpunkt; neue Einträge verwenden die Profilzeitzone.</w:t>
+      </w:r>
+    </w:p>
+    <w:p>
+      <w:pPr>
         <w:pStyle w:val="Heading2"/>
         <w:rPr>
           <w:lang w:val="de-DE"/>
@@ -5370,6 +5389,25 @@
           <w:lang w:val="de-DE"/>
         </w:rPr>
         <w:t>KI-Zusammenfassung und Fragen zu freigegebenen Inhalten.</w:t>
+      </w:r>
+    </w:p>
+    <w:p>
+      <w:pPr>
+        <w:numPr>
+          <w:ilvl w:val="0"/>
+          <w:numId w:val="19"/>
+        </w:numPr>
+        <w:spacing w:after="80"/>
+        <w:ind w:hanging="271"/>
+        <w:rPr>
+          <w:lang w:val="de-DE"/>
+        </w:rPr>
+      </w:pPr>
+      <w:r>
+        <w:rPr>
+          <w:lang w:val="de-DE"/>
+        </w:rPr>
+        <w:t>Umsetzungsstand 25.09.2026 (Paket 6, lokal umgesetzt und geprüft): Notizen und Dokumentmetadaten lassen sich auch aus der Moduldetailansicht des Studiums über dieselben Wissenseditoren ändern. Geändert werden ausschließlich Metadaten und Verknüpfungen wie Projekt- und Studienmodulbezug sowie die Suchfreigabe; der Dateiname bleibt unverändert, und eine Datei wird weder ersetzt noch neu angelegt.</w:t>
       </w:r>
     </w:p>
     <w:p>
